--- a/public/lesson-28.docx
+++ b/public/lesson-28.docx
@@ -5,44 +5,113 @@
     <w:p>
       <w:pPr>
         <w:pStyle w:val="Heading2"/>
-        <w:rPr>
-          <w:b w:val="0"/>
-          <w:i w:val="0"/>
-          <w:lang w:val="ru-RU"/>
-        </w:rPr>
       </w:pPr>
-      <w:r>
-        <w:rPr>
-          <w:b w:val="0"/>
-          <w:i w:val="0"/>
-          <w:lang w:val="ru-RU"/>
-        </w:rPr>
-        <w:t xml:space="preserve">Урок 28. </w:t>
-      </w:r>
-      <w:r>
-        <w:rPr>
-          <w:b w:val="0"/>
-          <w:i w:val="0"/>
-          <w:lang w:val="ru-RU"/>
-        </w:rPr>
-        <w:t>Онтология христианства ч2</w:t>
+      <w:proofErr w:type="spellStart"/>
+      <w:r>
+        <w:t>Онтология</w:t>
+      </w:r>
+      <w:proofErr w:type="spellEnd"/>
+      <w:r>
+        <w:t xml:space="preserve"> </w:t>
+      </w:r>
+      <w:proofErr w:type="spellStart"/>
+      <w:r>
+        <w:t>христианства</w:t>
+      </w:r>
+      <w:proofErr w:type="spellEnd"/>
+      <w:r>
+        <w:t xml:space="preserve"> ч2</w:t>
       </w:r>
     </w:p>
     <w:p>
       <w:pPr>
         <w:rPr>
+          <w:rFonts w:ascii="Times New Roman" w:hAnsi="Times New Roman" w:cs="Times New Roman"/>
+          <w:sz w:val="24"/>
+          <w:szCs w:val="24"/>
           <w:lang w:val="ru-RU"/>
         </w:rPr>
       </w:pPr>
-      <w:r>
-        <w:rPr>
-          <w:lang w:val="ru-RU"/>
-        </w:rPr>
-        <w:t>Апофазис можно объяснить также не через отрицание (познание не бога, а то, чем он не является), а через замещение — создание некоего упрощенного эквивалента для понимания непознаваемого бога. Для понимания стоит пояснить, что такой метод замещения используется повсеместно до сих пор; когда-то мат.анализ был создан для решения математических проблем; сейчас для решения новейших проблем используется машинное обучение и тд. Речь на этом уроке пойдет не столько об арофатическом богословии, сколько об апофатическом мышлении как таковом — способе мышления, целью которого является выход за пределы мышления.</w:t>
+      <w:proofErr w:type="spellStart"/>
+      <w:r>
+        <w:rPr>
+          <w:rFonts w:ascii="Times New Roman" w:hAnsi="Times New Roman" w:cs="Times New Roman"/>
+          <w:i/>
+          <w:iCs/>
+          <w:sz w:val="24"/>
+          <w:szCs w:val="24"/>
+          <w:lang w:val="ru-RU"/>
+        </w:rPr>
+        <w:t>Апофазис</w:t>
+      </w:r>
+      <w:proofErr w:type="spellEnd"/>
+      <w:r>
+        <w:rPr>
+          <w:rFonts w:ascii="Times New Roman" w:hAnsi="Times New Roman" w:cs="Times New Roman"/>
+          <w:sz w:val="24"/>
+          <w:szCs w:val="24"/>
+          <w:lang w:val="ru-RU"/>
+        </w:rPr>
+        <w:t xml:space="preserve"> можно объяснить также не через отрицание (познание не бога, а то, чем он не является), а через замещение — создание некоего упрощенного эквивалента для понимания непознаваемого бога. Для понимания стоит пояснить, что такой метод замещения используется повсеместно до сих пор; когда-то мат.</w:t>
+      </w:r>
+      <w:r>
+        <w:rPr>
+          <w:rFonts w:ascii="Times New Roman" w:hAnsi="Times New Roman" w:cs="Times New Roman"/>
+          <w:sz w:val="24"/>
+          <w:szCs w:val="24"/>
+          <w:lang w:val="ru-RU"/>
+        </w:rPr>
+        <w:t xml:space="preserve"> </w:t>
+      </w:r>
+      <w:r>
+        <w:rPr>
+          <w:rFonts w:ascii="Times New Roman" w:hAnsi="Times New Roman" w:cs="Times New Roman"/>
+          <w:sz w:val="24"/>
+          <w:szCs w:val="24"/>
+          <w:lang w:val="ru-RU"/>
+        </w:rPr>
+        <w:t>анализ был создан для решения математических проблем; сейчас для решения новейших проблем используется машинное обучение и т</w:t>
+      </w:r>
+      <w:r>
+        <w:rPr>
+          <w:rFonts w:ascii="Times New Roman" w:hAnsi="Times New Roman" w:cs="Times New Roman"/>
+          <w:sz w:val="24"/>
+          <w:szCs w:val="24"/>
+          <w:lang w:val="ru-RU"/>
+        </w:rPr>
+        <w:t>.</w:t>
+      </w:r>
+      <w:r>
+        <w:rPr>
+          <w:rFonts w:ascii="Times New Roman" w:hAnsi="Times New Roman" w:cs="Times New Roman"/>
+          <w:sz w:val="24"/>
+          <w:szCs w:val="24"/>
+          <w:lang w:val="ru-RU"/>
+        </w:rPr>
+        <w:t>д. Речь на этом уроке пойдет не столько об а</w:t>
+      </w:r>
+      <w:r>
+        <w:rPr>
+          <w:rFonts w:ascii="Times New Roman" w:hAnsi="Times New Roman" w:cs="Times New Roman"/>
+          <w:sz w:val="24"/>
+          <w:szCs w:val="24"/>
+          <w:lang w:val="ru-RU"/>
+        </w:rPr>
+        <w:t>п</w:t>
+      </w:r>
+      <w:r>
+        <w:rPr>
+          <w:rFonts w:ascii="Times New Roman" w:hAnsi="Times New Roman" w:cs="Times New Roman"/>
+          <w:sz w:val="24"/>
+          <w:szCs w:val="24"/>
+          <w:lang w:val="ru-RU"/>
+        </w:rPr>
+        <w:t>офатическом богословии, сколько об апофатическом мышлении как таковом — способе мышления, целью которого является выход за пределы мышления.</w:t>
       </w:r>
     </w:p>
     <w:p>
       <w:pPr>
+        <w:pStyle w:val="Heading2"/>
         <w:rPr>
           <w:lang w:val="ru-RU"/>
         </w:rPr>
@@ -51,90 +120,534 @@
         <w:rPr>
           <w:lang w:val="ru-RU"/>
         </w:rPr>
-        <w:t xml:space="preserve">Капподокийцы открыли некую позицию (контекст, схесис), которая выступает только как относительный термин и существует как-то иначе, чем существует конкретная сущность или индивид (они существуют сами по себе). Контекст существует только в отношении, во взаимодействии (на современной языке это называется реляционной онтологией). У него есть свой </w:t>
-      </w:r>
-      <w:r>
-        <w:rPr>
-          <w:i/>
-          <w:lang w:val="ru-RU"/>
-        </w:rPr>
-        <w:t>тропос</w:t>
-      </w:r>
-      <w:r>
-        <w:rPr>
-          <w:lang w:val="ru-RU"/>
-        </w:rPr>
-        <w:t xml:space="preserve"> — способ существования, не сводящийся к сущности, или усии. Термин для этого тропоса —  </w:t>
-      </w:r>
-      <w:r>
-        <w:rPr>
-          <w:i/>
-          <w:lang w:val="ru-RU"/>
-        </w:rPr>
-        <w:t>юпостасис —</w:t>
-      </w:r>
-      <w:r>
-        <w:rPr>
-          <w:lang w:val="ru-RU"/>
-        </w:rPr>
-        <w:t xml:space="preserve"> теперь означает не просто конкретного индивида, а каждую из трех позиций в бинарной оппозиции. Как же понятие </w:t>
-      </w:r>
-      <w:r>
-        <w:rPr>
-          <w:i/>
-          <w:lang w:val="ru-RU"/>
-        </w:rPr>
-        <w:t>юпостасис</w:t>
-      </w:r>
-      <w:r>
-        <w:rPr>
-          <w:lang w:val="ru-RU"/>
-        </w:rPr>
-        <w:t xml:space="preserve"> начинает сближаться с современным понятием ипостаси, то есть </w:t>
-      </w:r>
-      <w:r>
-        <w:rPr>
-          <w:i/>
-          <w:lang w:val="ru-RU"/>
-        </w:rPr>
-        <w:t>лица</w:t>
-      </w:r>
-      <w:r>
-        <w:rPr>
-          <w:lang w:val="ru-RU"/>
-        </w:rPr>
-        <w:t>/</w:t>
-      </w:r>
-      <w:r>
-        <w:rPr>
-          <w:i/>
-          <w:lang w:val="ru-RU"/>
-        </w:rPr>
-        <w:t>личности</w:t>
-      </w:r>
-      <w:r>
-        <w:rPr>
-          <w:lang w:val="ru-RU"/>
-        </w:rPr>
-        <w:t>? Почему так получилось, что в их модели полиций именно три? Разгадкой к ответу может быть язык, в котором три грамматических лица (я, ты, они), которые по способу своего существования (по своему тропосу) также не сводятся к сущности или усии. Данные три грамматических лица идеально соответствуют схеме каппадокийцев. Для примера, каждый человек в зависимости от контекста может быть «я» (повествование от первого лица), «ты» (когда кто-то ко мне обращается) или «он» (когда кто-то говорит с кем-то обо мне), будучи при этом одной усией.</w:t>
+        <w:t>Три грамматических лица</w:t>
       </w:r>
     </w:p>
     <w:p>
       <w:pPr>
         <w:rPr>
+          <w:rFonts w:ascii="Times New Roman" w:hAnsi="Times New Roman" w:cs="Times New Roman"/>
+          <w:sz w:val="24"/>
+          <w:szCs w:val="24"/>
           <w:lang w:val="ru-RU"/>
         </w:rPr>
       </w:pPr>
-      <w:r>
-        <w:rPr>
-          <w:lang w:val="ru-RU"/>
-        </w:rPr>
-        <w:t>Каппадокийцы предлагают на основе этого следующую мысль: что, если эти три лица — это самостоятельные базовые структуры реальности? Что если три лица существуют как альтернативные структуры, которые не менее реальны, чем сущности, из которых состоит весь мир? А три грамматических лица это одно из базовых проявлений этой структуры? Может эта структура вообще является условием существования языка? Этими тремя лицами и является бог.</w:t>
+      <w:proofErr w:type="spellStart"/>
+      <w:r>
+        <w:rPr>
+          <w:rFonts w:ascii="Times New Roman" w:hAnsi="Times New Roman" w:cs="Times New Roman"/>
+          <w:sz w:val="24"/>
+          <w:szCs w:val="24"/>
+          <w:lang w:val="ru-RU"/>
+        </w:rPr>
+        <w:t>Капп</w:t>
+      </w:r>
+      <w:r>
+        <w:rPr>
+          <w:rFonts w:ascii="Times New Roman" w:hAnsi="Times New Roman" w:cs="Times New Roman"/>
+          <w:sz w:val="24"/>
+          <w:szCs w:val="24"/>
+          <w:lang w:val="ru-RU"/>
+        </w:rPr>
+        <w:t>а</w:t>
+      </w:r>
+      <w:r>
+        <w:rPr>
+          <w:rFonts w:ascii="Times New Roman" w:hAnsi="Times New Roman" w:cs="Times New Roman"/>
+          <w:sz w:val="24"/>
+          <w:szCs w:val="24"/>
+          <w:lang w:val="ru-RU"/>
+        </w:rPr>
+        <w:t>докийцы</w:t>
+      </w:r>
+      <w:proofErr w:type="spellEnd"/>
+      <w:r>
+        <w:rPr>
+          <w:rFonts w:ascii="Times New Roman" w:hAnsi="Times New Roman" w:cs="Times New Roman"/>
+          <w:sz w:val="24"/>
+          <w:szCs w:val="24"/>
+          <w:lang w:val="ru-RU"/>
+        </w:rPr>
+        <w:t xml:space="preserve"> открыли некую позицию (контекст, </w:t>
+      </w:r>
+      <w:proofErr w:type="spellStart"/>
+      <w:r>
+        <w:rPr>
+          <w:rFonts w:ascii="Times New Roman" w:hAnsi="Times New Roman" w:cs="Times New Roman"/>
+          <w:i/>
+          <w:iCs/>
+          <w:sz w:val="24"/>
+          <w:szCs w:val="24"/>
+          <w:lang w:val="ru-RU"/>
+        </w:rPr>
+        <w:t>схесис</w:t>
+      </w:r>
+      <w:proofErr w:type="spellEnd"/>
+      <w:r>
+        <w:rPr>
+          <w:rFonts w:ascii="Times New Roman" w:hAnsi="Times New Roman" w:cs="Times New Roman"/>
+          <w:sz w:val="24"/>
+          <w:szCs w:val="24"/>
+          <w:lang w:val="ru-RU"/>
+        </w:rPr>
+        <w:t>), которая выступает только как относительный термин и существует как-то иначе, чем существует конкретная сущность или индивид (они существуют сами по себе). Контекст существует только в отношении, во взаимодействии (на современной языке это называется реляционной онтологией). У него есть свой</w:t>
+      </w:r>
+      <w:r>
+        <w:rPr>
+          <w:rFonts w:ascii="Times New Roman" w:hAnsi="Times New Roman" w:cs="Times New Roman"/>
+          <w:sz w:val="24"/>
+          <w:szCs w:val="24"/>
+          <w:lang w:val="ru-RU"/>
+        </w:rPr>
+        <w:t xml:space="preserve"> </w:t>
+      </w:r>
+      <w:proofErr w:type="spellStart"/>
+      <w:r>
+        <w:rPr>
+          <w:rFonts w:ascii="Times New Roman" w:hAnsi="Times New Roman" w:cs="Times New Roman"/>
+          <w:sz w:val="24"/>
+          <w:szCs w:val="24"/>
+          <w:lang w:val="ru-RU"/>
+        </w:rPr>
+        <w:t>τρό</w:t>
+      </w:r>
+      <w:proofErr w:type="spellEnd"/>
+      <w:r>
+        <w:rPr>
+          <w:rFonts w:ascii="Times New Roman" w:hAnsi="Times New Roman" w:cs="Times New Roman"/>
+          <w:sz w:val="24"/>
+          <w:szCs w:val="24"/>
+          <w:lang w:val="ru-RU"/>
+        </w:rPr>
+        <w:t>π</w:t>
+      </w:r>
+      <w:proofErr w:type="spellStart"/>
+      <w:r>
+        <w:rPr>
+          <w:rFonts w:ascii="Times New Roman" w:hAnsi="Times New Roman" w:cs="Times New Roman"/>
+          <w:sz w:val="24"/>
+          <w:szCs w:val="24"/>
+          <w:lang w:val="ru-RU"/>
+        </w:rPr>
+        <w:t>ος</w:t>
+      </w:r>
+      <w:proofErr w:type="spellEnd"/>
+      <w:r>
+        <w:rPr>
+          <w:rFonts w:ascii="Times New Roman" w:hAnsi="Times New Roman" w:cs="Times New Roman"/>
+          <w:sz w:val="24"/>
+          <w:szCs w:val="24"/>
+          <w:lang w:val="ru-RU"/>
+        </w:rPr>
+        <w:t xml:space="preserve"> </w:t>
+      </w:r>
+      <w:r>
+        <w:rPr>
+          <w:rFonts w:ascii="Times New Roman" w:hAnsi="Times New Roman" w:cs="Times New Roman"/>
+          <w:sz w:val="24"/>
+          <w:szCs w:val="24"/>
+          <w:lang w:val="ru-RU"/>
+        </w:rPr>
+        <w:t>[</w:t>
+      </w:r>
+      <w:proofErr w:type="spellStart"/>
+      <w:r>
+        <w:rPr>
+          <w:rFonts w:ascii="Times New Roman" w:hAnsi="Times New Roman" w:cs="Times New Roman"/>
+          <w:b/>
+          <w:bCs/>
+          <w:iCs/>
+          <w:sz w:val="24"/>
+          <w:szCs w:val="24"/>
+          <w:lang w:val="ru-RU"/>
+        </w:rPr>
+        <w:t>тропос</w:t>
+      </w:r>
+      <w:proofErr w:type="spellEnd"/>
+      <w:r>
+        <w:rPr>
+          <w:rFonts w:ascii="Times New Roman" w:hAnsi="Times New Roman" w:cs="Times New Roman"/>
+          <w:iCs/>
+          <w:sz w:val="24"/>
+          <w:szCs w:val="24"/>
+          <w:lang w:val="ru-RU"/>
+        </w:rPr>
+        <w:t>]</w:t>
+      </w:r>
+      <w:r>
+        <w:rPr>
+          <w:rFonts w:ascii="Times New Roman" w:hAnsi="Times New Roman" w:cs="Times New Roman"/>
+          <w:sz w:val="24"/>
+          <w:szCs w:val="24"/>
+          <w:lang w:val="ru-RU"/>
+        </w:rPr>
+        <w:t xml:space="preserve"> — способ существования, не сводящийся к </w:t>
+      </w:r>
+      <w:r>
+        <w:rPr>
+          <w:rFonts w:ascii="Times New Roman" w:hAnsi="Times New Roman" w:cs="Times New Roman"/>
+          <w:i/>
+          <w:iCs/>
+          <w:sz w:val="24"/>
+          <w:szCs w:val="24"/>
+          <w:lang w:val="ru-RU"/>
+        </w:rPr>
+        <w:t>сущности</w:t>
+      </w:r>
+      <w:r>
+        <w:rPr>
+          <w:rFonts w:ascii="Times New Roman" w:hAnsi="Times New Roman" w:cs="Times New Roman"/>
+          <w:sz w:val="24"/>
+          <w:szCs w:val="24"/>
+          <w:lang w:val="ru-RU"/>
+        </w:rPr>
+        <w:t xml:space="preserve">, или </w:t>
+      </w:r>
+      <w:proofErr w:type="spellStart"/>
+      <w:r>
+        <w:rPr>
+          <w:rFonts w:ascii="Times New Roman" w:hAnsi="Times New Roman" w:cs="Times New Roman"/>
+          <w:i/>
+          <w:iCs/>
+          <w:sz w:val="24"/>
+          <w:szCs w:val="24"/>
+          <w:lang w:val="ru-RU"/>
+        </w:rPr>
+        <w:t>усии</w:t>
+      </w:r>
+      <w:proofErr w:type="spellEnd"/>
+      <w:r>
+        <w:rPr>
+          <w:rFonts w:ascii="Times New Roman" w:hAnsi="Times New Roman" w:cs="Times New Roman"/>
+          <w:sz w:val="24"/>
+          <w:szCs w:val="24"/>
+          <w:lang w:val="ru-RU"/>
+        </w:rPr>
+        <w:t xml:space="preserve">. Термин для этого </w:t>
+      </w:r>
+      <w:proofErr w:type="spellStart"/>
+      <w:r>
+        <w:rPr>
+          <w:rFonts w:ascii="Times New Roman" w:hAnsi="Times New Roman" w:cs="Times New Roman"/>
+          <w:i/>
+          <w:iCs/>
+          <w:sz w:val="24"/>
+          <w:szCs w:val="24"/>
+          <w:lang w:val="ru-RU"/>
+        </w:rPr>
+        <w:t>тропоса</w:t>
+      </w:r>
+      <w:proofErr w:type="spellEnd"/>
+      <w:r>
+        <w:rPr>
+          <w:rFonts w:ascii="Times New Roman" w:hAnsi="Times New Roman" w:cs="Times New Roman"/>
+          <w:sz w:val="24"/>
+          <w:szCs w:val="24"/>
+          <w:lang w:val="ru-RU"/>
+        </w:rPr>
+        <w:t xml:space="preserve"> </w:t>
+      </w:r>
+      <w:r>
+        <w:rPr>
+          <w:rFonts w:ascii="Times New Roman" w:hAnsi="Times New Roman" w:cs="Times New Roman"/>
+          <w:sz w:val="24"/>
+          <w:szCs w:val="24"/>
+          <w:lang w:val="ru-RU"/>
+        </w:rPr>
+        <w:t xml:space="preserve">— </w:t>
+      </w:r>
+      <w:proofErr w:type="spellStart"/>
+      <w:r>
+        <w:rPr>
+          <w:rFonts w:ascii="Times New Roman" w:hAnsi="Times New Roman" w:cs="Times New Roman"/>
+          <w:i/>
+          <w:iCs/>
+          <w:sz w:val="24"/>
+          <w:szCs w:val="24"/>
+          <w:lang w:val="ru-RU"/>
+        </w:rPr>
+        <w:t>юпостасис</w:t>
+      </w:r>
+      <w:proofErr w:type="spellEnd"/>
+      <w:r>
+        <w:rPr>
+          <w:rFonts w:ascii="Times New Roman" w:hAnsi="Times New Roman" w:cs="Times New Roman"/>
+          <w:i/>
+          <w:sz w:val="24"/>
+          <w:szCs w:val="24"/>
+          <w:lang w:val="ru-RU"/>
+        </w:rPr>
+        <w:t xml:space="preserve"> —</w:t>
+      </w:r>
+      <w:r>
+        <w:rPr>
+          <w:rFonts w:ascii="Times New Roman" w:hAnsi="Times New Roman" w:cs="Times New Roman"/>
+          <w:sz w:val="24"/>
+          <w:szCs w:val="24"/>
+          <w:lang w:val="ru-RU"/>
+        </w:rPr>
+        <w:t xml:space="preserve"> теперь означает не просто конкретного индивида, а каждую из трех позиций в бинарной оппозиции. Как же понятие </w:t>
+      </w:r>
+      <w:proofErr w:type="spellStart"/>
+      <w:r>
+        <w:rPr>
+          <w:rFonts w:ascii="Times New Roman" w:hAnsi="Times New Roman" w:cs="Times New Roman"/>
+          <w:i/>
+          <w:sz w:val="24"/>
+          <w:szCs w:val="24"/>
+          <w:lang w:val="ru-RU"/>
+        </w:rPr>
+        <w:t>юпостасис</w:t>
+      </w:r>
+      <w:proofErr w:type="spellEnd"/>
+      <w:r>
+        <w:rPr>
+          <w:rFonts w:ascii="Times New Roman" w:hAnsi="Times New Roman" w:cs="Times New Roman"/>
+          <w:sz w:val="24"/>
+          <w:szCs w:val="24"/>
+          <w:lang w:val="ru-RU"/>
+        </w:rPr>
+        <w:t xml:space="preserve"> начинает сближаться с современным понятием ипостаси, то есть </w:t>
+      </w:r>
+      <w:r>
+        <w:rPr>
+          <w:rFonts w:ascii="Times New Roman" w:hAnsi="Times New Roman" w:cs="Times New Roman"/>
+          <w:i/>
+          <w:sz w:val="24"/>
+          <w:szCs w:val="24"/>
+          <w:lang w:val="ru-RU"/>
+        </w:rPr>
+        <w:t>лица</w:t>
+      </w:r>
+      <w:r>
+        <w:rPr>
+          <w:rFonts w:ascii="Times New Roman" w:hAnsi="Times New Roman" w:cs="Times New Roman"/>
+          <w:sz w:val="24"/>
+          <w:szCs w:val="24"/>
+          <w:lang w:val="ru-RU"/>
+        </w:rPr>
+        <w:t>/</w:t>
+      </w:r>
+      <w:r>
+        <w:rPr>
+          <w:rFonts w:ascii="Times New Roman" w:hAnsi="Times New Roman" w:cs="Times New Roman"/>
+          <w:i/>
+          <w:sz w:val="24"/>
+          <w:szCs w:val="24"/>
+          <w:lang w:val="ru-RU"/>
+        </w:rPr>
+        <w:t>личности</w:t>
+      </w:r>
+      <w:r>
+        <w:rPr>
+          <w:rFonts w:ascii="Times New Roman" w:hAnsi="Times New Roman" w:cs="Times New Roman"/>
+          <w:sz w:val="24"/>
+          <w:szCs w:val="24"/>
+          <w:lang w:val="ru-RU"/>
+        </w:rPr>
+        <w:t>? Почему так получилось, что в их модели полиций именно три? Разгадкой к ответу может быть язык, в котором три грамматических лица (я, ты, они), которые по способу своего существования (</w:t>
+      </w:r>
+      <w:proofErr w:type="gramStart"/>
+      <w:r>
+        <w:rPr>
+          <w:rFonts w:ascii="Times New Roman" w:hAnsi="Times New Roman" w:cs="Times New Roman"/>
+          <w:sz w:val="24"/>
+          <w:szCs w:val="24"/>
+          <w:lang w:val="ru-RU"/>
+        </w:rPr>
+        <w:t>по своему</w:t>
+      </w:r>
+      <w:proofErr w:type="gramEnd"/>
+      <w:r>
+        <w:rPr>
+          <w:rFonts w:ascii="Times New Roman" w:hAnsi="Times New Roman" w:cs="Times New Roman"/>
+          <w:sz w:val="24"/>
+          <w:szCs w:val="24"/>
+          <w:lang w:val="ru-RU"/>
+        </w:rPr>
+        <w:t xml:space="preserve"> </w:t>
+      </w:r>
+      <w:proofErr w:type="spellStart"/>
+      <w:r>
+        <w:rPr>
+          <w:rFonts w:ascii="Times New Roman" w:hAnsi="Times New Roman" w:cs="Times New Roman"/>
+          <w:i/>
+          <w:iCs/>
+          <w:sz w:val="24"/>
+          <w:szCs w:val="24"/>
+          <w:lang w:val="ru-RU"/>
+        </w:rPr>
+        <w:t>тропосу</w:t>
+      </w:r>
+      <w:proofErr w:type="spellEnd"/>
+      <w:r>
+        <w:rPr>
+          <w:rFonts w:ascii="Times New Roman" w:hAnsi="Times New Roman" w:cs="Times New Roman"/>
+          <w:sz w:val="24"/>
+          <w:szCs w:val="24"/>
+          <w:lang w:val="ru-RU"/>
+        </w:rPr>
+        <w:t xml:space="preserve">) также не сводятся к сущности или </w:t>
+      </w:r>
+      <w:proofErr w:type="spellStart"/>
+      <w:r>
+        <w:rPr>
+          <w:rFonts w:ascii="Times New Roman" w:hAnsi="Times New Roman" w:cs="Times New Roman"/>
+          <w:i/>
+          <w:iCs/>
+          <w:sz w:val="24"/>
+          <w:szCs w:val="24"/>
+          <w:lang w:val="ru-RU"/>
+        </w:rPr>
+        <w:t>усии</w:t>
+      </w:r>
+      <w:proofErr w:type="spellEnd"/>
+      <w:r>
+        <w:rPr>
+          <w:rFonts w:ascii="Times New Roman" w:hAnsi="Times New Roman" w:cs="Times New Roman"/>
+          <w:sz w:val="24"/>
+          <w:szCs w:val="24"/>
+          <w:lang w:val="ru-RU"/>
+        </w:rPr>
+        <w:t xml:space="preserve">. Данные три грамматических лица идеально соответствуют схеме </w:t>
+      </w:r>
+      <w:proofErr w:type="spellStart"/>
+      <w:r>
+        <w:rPr>
+          <w:rFonts w:ascii="Times New Roman" w:hAnsi="Times New Roman" w:cs="Times New Roman"/>
+          <w:sz w:val="24"/>
+          <w:szCs w:val="24"/>
+          <w:lang w:val="ru-RU"/>
+        </w:rPr>
+        <w:t>каппадокийцев</w:t>
+      </w:r>
+      <w:proofErr w:type="spellEnd"/>
+      <w:r>
+        <w:rPr>
+          <w:rFonts w:ascii="Times New Roman" w:hAnsi="Times New Roman" w:cs="Times New Roman"/>
+          <w:sz w:val="24"/>
+          <w:szCs w:val="24"/>
+          <w:lang w:val="ru-RU"/>
+        </w:rPr>
+        <w:t xml:space="preserve">. Для примера, каждый человек в зависимости от контекста может быть «я» (повествование от первого лица), «ты» (когда кто-то ко мне обращается) или «он» (когда кто-то говорит с кем-то обо мне), будучи при этом одной </w:t>
+      </w:r>
+      <w:proofErr w:type="spellStart"/>
+      <w:r>
+        <w:rPr>
+          <w:rFonts w:ascii="Times New Roman" w:hAnsi="Times New Roman" w:cs="Times New Roman"/>
+          <w:i/>
+          <w:iCs/>
+          <w:sz w:val="24"/>
+          <w:szCs w:val="24"/>
+          <w:lang w:val="ru-RU"/>
+        </w:rPr>
+        <w:t>усией</w:t>
+      </w:r>
+      <w:proofErr w:type="spellEnd"/>
+      <w:r>
+        <w:rPr>
+          <w:rFonts w:ascii="Times New Roman" w:hAnsi="Times New Roman" w:cs="Times New Roman"/>
+          <w:sz w:val="24"/>
+          <w:szCs w:val="24"/>
+          <w:lang w:val="ru-RU"/>
+        </w:rPr>
+        <w:t>.</w:t>
       </w:r>
     </w:p>
     <w:p>
-      <w:r>
-        <w:t>Два тропоса:</w:t>
+      <w:pPr>
+        <w:rPr>
+          <w:rFonts w:ascii="Times New Roman" w:hAnsi="Times New Roman" w:cs="Times New Roman"/>
+          <w:sz w:val="24"/>
+          <w:szCs w:val="24"/>
+          <w:lang w:val="ru-RU"/>
+        </w:rPr>
+      </w:pPr>
+      <w:proofErr w:type="spellStart"/>
+      <w:r>
+        <w:rPr>
+          <w:rFonts w:ascii="Times New Roman" w:hAnsi="Times New Roman" w:cs="Times New Roman"/>
+          <w:sz w:val="24"/>
+          <w:szCs w:val="24"/>
+          <w:lang w:val="ru-RU"/>
+        </w:rPr>
+        <w:t>Каппадокийцы</w:t>
+      </w:r>
+      <w:proofErr w:type="spellEnd"/>
+      <w:r>
+        <w:rPr>
+          <w:rFonts w:ascii="Times New Roman" w:hAnsi="Times New Roman" w:cs="Times New Roman"/>
+          <w:sz w:val="24"/>
+          <w:szCs w:val="24"/>
+          <w:lang w:val="ru-RU"/>
+        </w:rPr>
+        <w:t xml:space="preserve"> предлагают на основе этого следующую мысль: что, если </w:t>
+      </w:r>
+      <w:r>
+        <w:rPr>
+          <w:rFonts w:ascii="Times New Roman" w:hAnsi="Times New Roman" w:cs="Times New Roman"/>
+          <w:sz w:val="24"/>
+          <w:szCs w:val="24"/>
+          <w:u w:val="single"/>
+          <w:lang w:val="ru-RU"/>
+        </w:rPr>
+        <w:t xml:space="preserve">три лица — это самостоятельные базовые структуры реальности? </w:t>
+      </w:r>
+      <w:r>
+        <w:rPr>
+          <w:rFonts w:ascii="Times New Roman" w:hAnsi="Times New Roman" w:cs="Times New Roman"/>
+          <w:sz w:val="24"/>
+          <w:szCs w:val="24"/>
+          <w:lang w:val="ru-RU"/>
+        </w:rPr>
+        <w:t>Что если три лица существуют как альтернативные структуры, которые не менее реальны, чем сущности, из которых состоит весь мир? А три грамматических лица это одно из базовых проявлений этой структуры? Может эта структура вообще является условием существования языка? Этими тремя лицами и является бог.</w:t>
+      </w:r>
+    </w:p>
+    <w:p>
+      <w:pPr>
+        <w:rPr>
+          <w:rFonts w:ascii="Times New Roman" w:hAnsi="Times New Roman" w:cs="Times New Roman"/>
+          <w:sz w:val="24"/>
+          <w:szCs w:val="24"/>
+        </w:rPr>
+      </w:pPr>
+      <w:proofErr w:type="spellStart"/>
+      <w:r>
+        <w:rPr>
+          <w:rFonts w:ascii="Times New Roman" w:hAnsi="Times New Roman" w:cs="Times New Roman"/>
+          <w:sz w:val="24"/>
+          <w:szCs w:val="24"/>
+        </w:rPr>
+        <w:t>Два</w:t>
+      </w:r>
+      <w:proofErr w:type="spellEnd"/>
+      <w:r>
+        <w:rPr>
+          <w:rFonts w:ascii="Times New Roman" w:hAnsi="Times New Roman" w:cs="Times New Roman"/>
+          <w:sz w:val="24"/>
+          <w:szCs w:val="24"/>
+        </w:rPr>
+        <w:t xml:space="preserve"> </w:t>
+      </w:r>
+      <w:proofErr w:type="spellStart"/>
+      <w:r>
+        <w:rPr>
+          <w:rFonts w:ascii="Times New Roman" w:hAnsi="Times New Roman" w:cs="Times New Roman"/>
+          <w:i/>
+          <w:iCs/>
+          <w:sz w:val="24"/>
+          <w:szCs w:val="24"/>
+        </w:rPr>
+        <w:t>тропоса</w:t>
+      </w:r>
+      <w:proofErr w:type="spellEnd"/>
+      <w:r>
+        <w:rPr>
+          <w:rFonts w:ascii="Times New Roman" w:hAnsi="Times New Roman" w:cs="Times New Roman"/>
+          <w:sz w:val="24"/>
+          <w:szCs w:val="24"/>
+        </w:rPr>
+        <w:t>:</w:t>
       </w:r>
     </w:p>
     <w:p>
@@ -144,14 +657,42 @@
           <w:numId w:val="9"/>
         </w:numPr>
         <w:rPr>
+          <w:rFonts w:ascii="Times New Roman" w:hAnsi="Times New Roman" w:cs="Times New Roman"/>
+          <w:sz w:val="24"/>
+          <w:szCs w:val="24"/>
           <w:lang w:val="ru-RU"/>
         </w:rPr>
       </w:pPr>
       <w:r>
         <w:rPr>
-          <w:lang w:val="ru-RU"/>
-        </w:rPr>
-        <w:t>усия/сущность (субстанция) — мир вещей, то, как греховные создания мир воспринимают</w:t>
+          <w:rFonts w:ascii="Times New Roman" w:hAnsi="Times New Roman" w:cs="Times New Roman"/>
+          <w:i/>
+          <w:iCs/>
+          <w:sz w:val="24"/>
+          <w:szCs w:val="24"/>
+          <w:lang w:val="ru-RU"/>
+        </w:rPr>
+        <w:t>У</w:t>
+      </w:r>
+      <w:r>
+        <w:rPr>
+          <w:rFonts w:ascii="Times New Roman" w:hAnsi="Times New Roman" w:cs="Times New Roman"/>
+          <w:i/>
+          <w:iCs/>
+          <w:sz w:val="24"/>
+          <w:szCs w:val="24"/>
+          <w:lang w:val="ru-RU"/>
+        </w:rPr>
+        <w:t>сия/сущность</w:t>
+      </w:r>
+      <w:r>
+        <w:rPr>
+          <w:rFonts w:ascii="Times New Roman" w:hAnsi="Times New Roman" w:cs="Times New Roman"/>
+          <w:sz w:val="24"/>
+          <w:szCs w:val="24"/>
+          <w:lang w:val="ru-RU"/>
+        </w:rPr>
+        <w:t xml:space="preserve"> (субстанция) — мир вещей, то, как греховные создания мир воспринимают</w:t>
       </w:r>
     </w:p>
     <w:p>
@@ -161,64 +702,750 @@
           <w:numId w:val="9"/>
         </w:numPr>
         <w:rPr>
+          <w:rFonts w:ascii="Times New Roman" w:hAnsi="Times New Roman" w:cs="Times New Roman"/>
+          <w:sz w:val="24"/>
+          <w:szCs w:val="24"/>
           <w:lang w:val="ru-RU"/>
         </w:rPr>
       </w:pPr>
-      <w:r>
-        <w:rPr>
-          <w:lang w:val="ru-RU"/>
-        </w:rPr>
-        <w:t>Юпостасис (личность как грамматическое лицо) — результат деконструкции. Так как это два разных тропоса, то они несовместимы. Если усия это известное и понятное человеку, то что такое юпостасис и где это? Какой у него онтологический статус? Возвращаясь к тому, что все это результат апофатического мышления, стоит напомнить, что тропос является замещающей конструкцией для понимания того, чего познать нельзя. Ещё начиная с античности было предельное понятие «бытие», которое было неизвестно чем, но через которое объясняли все остальные понятия; изначально человеку была понятна только та часть бытия, которая связана с материальным, то есть с усией; все остальное ему было неведомо; юпостасис — это та замещающая конструкция, с помощью которой можно как-то понять все то непонятное, что существует в мире кроме усии. То есть полностью познать бытие возможно через соотношение имен, коим и является юпостасис. При этом мы не знаем, как и где существуют эти лица (как в мире идей Платона), но мы можем пользоваться самой конструкцией.</w:t>
+      <w:proofErr w:type="spellStart"/>
+      <w:r>
+        <w:rPr>
+          <w:rFonts w:ascii="Times New Roman" w:hAnsi="Times New Roman" w:cs="Times New Roman"/>
+          <w:i/>
+          <w:iCs/>
+          <w:sz w:val="24"/>
+          <w:szCs w:val="24"/>
+          <w:lang w:val="ru-RU"/>
+        </w:rPr>
+        <w:t>Юпостасис</w:t>
+      </w:r>
+      <w:proofErr w:type="spellEnd"/>
+      <w:r>
+        <w:rPr>
+          <w:rFonts w:ascii="Times New Roman" w:hAnsi="Times New Roman" w:cs="Times New Roman"/>
+          <w:sz w:val="24"/>
+          <w:szCs w:val="24"/>
+          <w:lang w:val="ru-RU"/>
+        </w:rPr>
+        <w:t xml:space="preserve"> (личность как грамматическое лицо) — результат деконструкции.</w:t>
       </w:r>
     </w:p>
     <w:p>
       <w:pPr>
         <w:rPr>
+          <w:rFonts w:ascii="Times New Roman" w:hAnsi="Times New Roman" w:cs="Times New Roman"/>
+          <w:sz w:val="24"/>
+          <w:szCs w:val="24"/>
           <w:lang w:val="ru-RU"/>
         </w:rPr>
       </w:pPr>
       <w:r>
         <w:rPr>
+          <w:rFonts w:ascii="Times New Roman" w:hAnsi="Times New Roman" w:cs="Times New Roman"/>
+          <w:sz w:val="24"/>
+          <w:szCs w:val="24"/>
+          <w:lang w:val="ru-RU"/>
+        </w:rPr>
+        <w:t xml:space="preserve">Так как это два разных </w:t>
+      </w:r>
+      <w:proofErr w:type="spellStart"/>
+      <w:r>
+        <w:rPr>
+          <w:rFonts w:ascii="Times New Roman" w:hAnsi="Times New Roman" w:cs="Times New Roman"/>
+          <w:i/>
+          <w:iCs/>
+          <w:sz w:val="24"/>
+          <w:szCs w:val="24"/>
+          <w:lang w:val="ru-RU"/>
+        </w:rPr>
+        <w:t>тропоса</w:t>
+      </w:r>
+      <w:proofErr w:type="spellEnd"/>
+      <w:r>
+        <w:rPr>
+          <w:rFonts w:ascii="Times New Roman" w:hAnsi="Times New Roman" w:cs="Times New Roman"/>
+          <w:sz w:val="24"/>
+          <w:szCs w:val="24"/>
+          <w:lang w:val="ru-RU"/>
+        </w:rPr>
+        <w:t xml:space="preserve">, то они несовместимы. Если </w:t>
+      </w:r>
+      <w:proofErr w:type="spellStart"/>
+      <w:r>
+        <w:rPr>
+          <w:rFonts w:ascii="Times New Roman" w:hAnsi="Times New Roman" w:cs="Times New Roman"/>
+          <w:i/>
+          <w:iCs/>
+          <w:sz w:val="24"/>
+          <w:szCs w:val="24"/>
+          <w:lang w:val="ru-RU"/>
+        </w:rPr>
+        <w:t>усия</w:t>
+      </w:r>
+      <w:proofErr w:type="spellEnd"/>
+      <w:r>
+        <w:rPr>
+          <w:rFonts w:ascii="Times New Roman" w:hAnsi="Times New Roman" w:cs="Times New Roman"/>
+          <w:sz w:val="24"/>
+          <w:szCs w:val="24"/>
+          <w:lang w:val="ru-RU"/>
+        </w:rPr>
+        <w:t xml:space="preserve"> это известное и понятное человеку, то что такое </w:t>
+      </w:r>
+      <w:proofErr w:type="spellStart"/>
+      <w:r>
+        <w:rPr>
+          <w:rFonts w:ascii="Times New Roman" w:hAnsi="Times New Roman" w:cs="Times New Roman"/>
+          <w:i/>
+          <w:iCs/>
+          <w:sz w:val="24"/>
+          <w:szCs w:val="24"/>
+          <w:lang w:val="ru-RU"/>
+        </w:rPr>
+        <w:t>юпостасис</w:t>
+      </w:r>
+      <w:proofErr w:type="spellEnd"/>
+      <w:r>
+        <w:rPr>
+          <w:rFonts w:ascii="Times New Roman" w:hAnsi="Times New Roman" w:cs="Times New Roman"/>
+          <w:sz w:val="24"/>
+          <w:szCs w:val="24"/>
+          <w:lang w:val="ru-RU"/>
+        </w:rPr>
+        <w:t xml:space="preserve"> и где это? Какой у него онтологический статус? Возвращаясь к тому, что все это результат апофатического мышления, стоит напомнить, что </w:t>
+      </w:r>
+      <w:proofErr w:type="spellStart"/>
+      <w:r>
+        <w:rPr>
+          <w:rFonts w:ascii="Times New Roman" w:hAnsi="Times New Roman" w:cs="Times New Roman"/>
+          <w:i/>
+          <w:iCs/>
+          <w:sz w:val="24"/>
+          <w:szCs w:val="24"/>
+          <w:lang w:val="ru-RU"/>
+        </w:rPr>
+        <w:t>тропос</w:t>
+      </w:r>
+      <w:proofErr w:type="spellEnd"/>
+      <w:r>
+        <w:rPr>
+          <w:rFonts w:ascii="Times New Roman" w:hAnsi="Times New Roman" w:cs="Times New Roman"/>
+          <w:sz w:val="24"/>
+          <w:szCs w:val="24"/>
+          <w:lang w:val="ru-RU"/>
+        </w:rPr>
+        <w:t xml:space="preserve"> является замещающей конструкцией для понимания того, чего познать нельзя. Ещё начиная с античности было предельное понятие «бытие», которое было неизвестно чем, но через которое объясняли все остальные понятия; изначально </w:t>
+      </w:r>
+      <w:r>
+        <w:rPr>
+          <w:rFonts w:ascii="Times New Roman" w:hAnsi="Times New Roman" w:cs="Times New Roman"/>
+          <w:sz w:val="24"/>
+          <w:szCs w:val="24"/>
           <w:lang w:val="ru-RU"/>
         </w:rPr>
         <w:lastRenderedPageBreak/>
-        <w:t>Эта странная тактика, когда совмещаются два несовместимых топоса, напоминает современную концепцию корпускулярно-волнового дуализма из квантовой механики — в 1927г Нильсом Бором был введен принцип дополнительности для описания света. Что в том, что в этом случае был по сути применен один и тот же метод выхода за границы мышления.</w:t>
+        <w:t xml:space="preserve">человеку была понятна только та часть бытия, которая связана с материальным, то есть с </w:t>
+      </w:r>
+      <w:proofErr w:type="spellStart"/>
+      <w:r>
+        <w:rPr>
+          <w:rFonts w:ascii="Times New Roman" w:hAnsi="Times New Roman" w:cs="Times New Roman"/>
+          <w:i/>
+          <w:iCs/>
+          <w:sz w:val="24"/>
+          <w:szCs w:val="24"/>
+          <w:lang w:val="ru-RU"/>
+        </w:rPr>
+        <w:t>усией</w:t>
+      </w:r>
+      <w:proofErr w:type="spellEnd"/>
+      <w:r>
+        <w:rPr>
+          <w:rFonts w:ascii="Times New Roman" w:hAnsi="Times New Roman" w:cs="Times New Roman"/>
+          <w:sz w:val="24"/>
+          <w:szCs w:val="24"/>
+          <w:lang w:val="ru-RU"/>
+        </w:rPr>
+        <w:t xml:space="preserve">; все остальное ему было неведомо; </w:t>
+      </w:r>
+      <w:proofErr w:type="spellStart"/>
+      <w:r>
+        <w:rPr>
+          <w:rFonts w:ascii="Times New Roman" w:hAnsi="Times New Roman" w:cs="Times New Roman"/>
+          <w:i/>
+          <w:iCs/>
+          <w:sz w:val="24"/>
+          <w:szCs w:val="24"/>
+          <w:lang w:val="ru-RU"/>
+        </w:rPr>
+        <w:t>юпостасис</w:t>
+      </w:r>
+      <w:proofErr w:type="spellEnd"/>
+      <w:r>
+        <w:rPr>
+          <w:rFonts w:ascii="Times New Roman" w:hAnsi="Times New Roman" w:cs="Times New Roman"/>
+          <w:sz w:val="24"/>
+          <w:szCs w:val="24"/>
+          <w:lang w:val="ru-RU"/>
+        </w:rPr>
+        <w:t xml:space="preserve"> — это та замещающая конструкция, с помощью которой можно как-то понять все то непонятное, что существует в мире кроме </w:t>
+      </w:r>
+      <w:proofErr w:type="spellStart"/>
+      <w:r>
+        <w:rPr>
+          <w:rFonts w:ascii="Times New Roman" w:hAnsi="Times New Roman" w:cs="Times New Roman"/>
+          <w:i/>
+          <w:iCs/>
+          <w:sz w:val="24"/>
+          <w:szCs w:val="24"/>
+          <w:lang w:val="ru-RU"/>
+        </w:rPr>
+        <w:t>усии</w:t>
+      </w:r>
+      <w:proofErr w:type="spellEnd"/>
+      <w:r>
+        <w:rPr>
+          <w:rFonts w:ascii="Times New Roman" w:hAnsi="Times New Roman" w:cs="Times New Roman"/>
+          <w:sz w:val="24"/>
+          <w:szCs w:val="24"/>
+          <w:lang w:val="ru-RU"/>
+        </w:rPr>
+        <w:t xml:space="preserve">. То есть полностью познать бытие возможно через соотношение имен, коим и является </w:t>
+      </w:r>
+      <w:proofErr w:type="spellStart"/>
+      <w:r>
+        <w:rPr>
+          <w:rFonts w:ascii="Times New Roman" w:hAnsi="Times New Roman" w:cs="Times New Roman"/>
+          <w:i/>
+          <w:iCs/>
+          <w:sz w:val="24"/>
+          <w:szCs w:val="24"/>
+          <w:lang w:val="ru-RU"/>
+        </w:rPr>
+        <w:t>юпостасис</w:t>
+      </w:r>
+      <w:proofErr w:type="spellEnd"/>
+      <w:r>
+        <w:rPr>
+          <w:rFonts w:ascii="Times New Roman" w:hAnsi="Times New Roman" w:cs="Times New Roman"/>
+          <w:sz w:val="24"/>
+          <w:szCs w:val="24"/>
+          <w:lang w:val="ru-RU"/>
+        </w:rPr>
+        <w:t>. При этом мы не знаем, как и где существуют эти лица (как в мире идей Платона), но мы можем пользоваться самой конструкцией.</w:t>
       </w:r>
     </w:p>
     <w:p>
       <w:pPr>
         <w:rPr>
+          <w:rFonts w:ascii="Times New Roman" w:hAnsi="Times New Roman" w:cs="Times New Roman"/>
+          <w:sz w:val="24"/>
+          <w:szCs w:val="24"/>
           <w:lang w:val="ru-RU"/>
         </w:rPr>
       </w:pPr>
       <w:r>
         <w:rPr>
-          <w:lang w:val="ru-RU"/>
-        </w:rPr>
-        <w:t>Далее этот ход размышления нужно было представить в более легкой форме для того чтобы сформировать из этого идеологию. Итак, три юпостасиса (бог-отец, бог-сын и святой дух) не могли быть тремя частными проявлениями одной общей усии (как если бы усия была родом, а юпостасис видом), потому что бог неделим и не может являться частным для чего-то более общего. Если мы возьмем род «кошачьи», то там каждая кошка не будет кошкой в общем смысле, но будет кошкой как вид; но каждый из трех богов — это и есть бог вообще, как род; при этом бог и входит в каждый из трех частных юпостасисов, и каждый частный юпостасис включает в себя общее; выражаясь в терминах Аристотелевской логики и используя круги Эйлера. такая схема будет иметь фрактальный вид: круг-юпостасис внутри круга-усии внутри круга юпостасиса и так до бесконечности. «Бог един в трех лицах» — это фраза, подразумевающая эту парадоксальную логическую схему. Этот парадокс и есть продукт апофазиса.</w:t>
+          <w:rFonts w:ascii="Times New Roman" w:hAnsi="Times New Roman" w:cs="Times New Roman"/>
+          <w:sz w:val="24"/>
+          <w:szCs w:val="24"/>
+          <w:lang w:val="ru-RU"/>
+        </w:rPr>
+        <w:t xml:space="preserve">Эта странная тактика, когда совмещаются два несовместимых топоса, напоминает современную концепцию корпускулярно-волнового дуализма из квантовой механики — в 1927г </w:t>
+      </w:r>
+      <w:r>
+        <w:rPr>
+          <w:rFonts w:ascii="Times New Roman" w:hAnsi="Times New Roman" w:cs="Times New Roman"/>
+          <w:b/>
+          <w:bCs/>
+          <w:sz w:val="24"/>
+          <w:szCs w:val="24"/>
+          <w:lang w:val="ru-RU"/>
+        </w:rPr>
+        <w:t>Нильсом Бором</w:t>
+      </w:r>
+      <w:r>
+        <w:rPr>
+          <w:rFonts w:ascii="Times New Roman" w:hAnsi="Times New Roman" w:cs="Times New Roman"/>
+          <w:sz w:val="24"/>
+          <w:szCs w:val="24"/>
+          <w:lang w:val="ru-RU"/>
+        </w:rPr>
+        <w:t xml:space="preserve"> был введен принцип дополнительности для описания света. Что в том, что в этом случае </w:t>
+      </w:r>
+      <w:r>
+        <w:rPr>
+          <w:rFonts w:ascii="Times New Roman" w:hAnsi="Times New Roman" w:cs="Times New Roman"/>
+          <w:sz w:val="24"/>
+          <w:szCs w:val="24"/>
+          <w:lang w:val="ru-RU"/>
+        </w:rPr>
+        <w:t>был, по сути,</w:t>
+      </w:r>
+      <w:r>
+        <w:rPr>
+          <w:rFonts w:ascii="Times New Roman" w:hAnsi="Times New Roman" w:cs="Times New Roman"/>
+          <w:sz w:val="24"/>
+          <w:szCs w:val="24"/>
+          <w:lang w:val="ru-RU"/>
+        </w:rPr>
+        <w:t xml:space="preserve"> применен один и тот же метод выхода за границы мышления.</w:t>
       </w:r>
     </w:p>
     <w:p>
-      <w:r>
-        <w:rPr>
+      <w:pPr>
+        <w:pStyle w:val="Heading2"/>
+        <w:rPr>
+          <w:lang w:val="ru-RU"/>
+        </w:rPr>
+      </w:pPr>
+      <w:r>
+        <w:rPr>
+          <w:lang w:val="ru-RU"/>
+        </w:rPr>
+        <w:t>Простым языком сложное</w:t>
+      </w:r>
+    </w:p>
+    <w:p>
+      <w:pPr>
+        <w:rPr>
+          <w:rFonts w:ascii="Times New Roman" w:hAnsi="Times New Roman" w:cs="Times New Roman"/>
+          <w:sz w:val="24"/>
+          <w:szCs w:val="24"/>
+          <w:lang w:val="ru-RU"/>
+        </w:rPr>
+      </w:pPr>
+      <w:r>
+        <w:rPr>
+          <w:rFonts w:ascii="Times New Roman" w:hAnsi="Times New Roman" w:cs="Times New Roman"/>
+          <w:sz w:val="24"/>
+          <w:szCs w:val="24"/>
+          <w:lang w:val="ru-RU"/>
+        </w:rPr>
+        <w:t xml:space="preserve">Далее этот ход размышления нужно было представить в более легкой форме для </w:t>
+      </w:r>
+      <w:r>
+        <w:rPr>
+          <w:rFonts w:ascii="Times New Roman" w:hAnsi="Times New Roman" w:cs="Times New Roman"/>
+          <w:sz w:val="24"/>
+          <w:szCs w:val="24"/>
+          <w:lang w:val="ru-RU"/>
+        </w:rPr>
+        <w:t>того,</w:t>
+      </w:r>
+      <w:r>
+        <w:rPr>
+          <w:rFonts w:ascii="Times New Roman" w:hAnsi="Times New Roman" w:cs="Times New Roman"/>
+          <w:sz w:val="24"/>
+          <w:szCs w:val="24"/>
+          <w:lang w:val="ru-RU"/>
+        </w:rPr>
+        <w:t xml:space="preserve"> чтобы сформировать из этого идеологию. Итак, три </w:t>
+      </w:r>
+      <w:proofErr w:type="spellStart"/>
+      <w:r>
+        <w:rPr>
+          <w:rFonts w:ascii="Times New Roman" w:hAnsi="Times New Roman" w:cs="Times New Roman"/>
+          <w:i/>
+          <w:iCs/>
+          <w:sz w:val="24"/>
+          <w:szCs w:val="24"/>
+          <w:lang w:val="ru-RU"/>
+        </w:rPr>
+        <w:t>юпостасиса</w:t>
+      </w:r>
+      <w:proofErr w:type="spellEnd"/>
+      <w:r>
+        <w:rPr>
+          <w:rFonts w:ascii="Times New Roman" w:hAnsi="Times New Roman" w:cs="Times New Roman"/>
+          <w:sz w:val="24"/>
+          <w:szCs w:val="24"/>
+          <w:lang w:val="ru-RU"/>
+        </w:rPr>
+        <w:t xml:space="preserve"> (бог-отец, бог-сын и святой дух) не могли быть тремя частными проявлениями одной общей </w:t>
+      </w:r>
+      <w:proofErr w:type="spellStart"/>
+      <w:r>
+        <w:rPr>
+          <w:rFonts w:ascii="Times New Roman" w:hAnsi="Times New Roman" w:cs="Times New Roman"/>
+          <w:i/>
+          <w:iCs/>
+          <w:sz w:val="24"/>
+          <w:szCs w:val="24"/>
+          <w:lang w:val="ru-RU"/>
+        </w:rPr>
+        <w:t>усии</w:t>
+      </w:r>
+      <w:proofErr w:type="spellEnd"/>
+      <w:r>
+        <w:rPr>
+          <w:rFonts w:ascii="Times New Roman" w:hAnsi="Times New Roman" w:cs="Times New Roman"/>
+          <w:sz w:val="24"/>
+          <w:szCs w:val="24"/>
+          <w:lang w:val="ru-RU"/>
+        </w:rPr>
+        <w:t xml:space="preserve"> (как если бы </w:t>
+      </w:r>
+      <w:proofErr w:type="spellStart"/>
+      <w:r>
+        <w:rPr>
+          <w:rFonts w:ascii="Times New Roman" w:hAnsi="Times New Roman" w:cs="Times New Roman"/>
+          <w:sz w:val="24"/>
+          <w:szCs w:val="24"/>
+          <w:lang w:val="ru-RU"/>
+        </w:rPr>
+        <w:t>усия</w:t>
+      </w:r>
+      <w:proofErr w:type="spellEnd"/>
+      <w:r>
+        <w:rPr>
+          <w:rFonts w:ascii="Times New Roman" w:hAnsi="Times New Roman" w:cs="Times New Roman"/>
+          <w:sz w:val="24"/>
+          <w:szCs w:val="24"/>
+          <w:lang w:val="ru-RU"/>
+        </w:rPr>
+        <w:t xml:space="preserve"> была родом, а </w:t>
+      </w:r>
+      <w:proofErr w:type="spellStart"/>
+      <w:r>
+        <w:rPr>
+          <w:rFonts w:ascii="Times New Roman" w:hAnsi="Times New Roman" w:cs="Times New Roman"/>
+          <w:i/>
+          <w:iCs/>
+          <w:sz w:val="24"/>
+          <w:szCs w:val="24"/>
+          <w:lang w:val="ru-RU"/>
+        </w:rPr>
+        <w:t>юпостасис</w:t>
+      </w:r>
+      <w:proofErr w:type="spellEnd"/>
+      <w:r>
+        <w:rPr>
+          <w:rFonts w:ascii="Times New Roman" w:hAnsi="Times New Roman" w:cs="Times New Roman"/>
+          <w:sz w:val="24"/>
+          <w:szCs w:val="24"/>
+          <w:lang w:val="ru-RU"/>
+        </w:rPr>
+        <w:t xml:space="preserve"> видом), потому что бог неделим и не может являться частным для чего-то более общего. Если мы возьмем род «кошачьи», то там каждая кошка не будет кошкой в общем смысле, но будет кошкой как вид; но каждый из трех богов — это и есть бог вообще, как род; при этом бог и входит в каждый из трех частных </w:t>
+      </w:r>
+      <w:proofErr w:type="spellStart"/>
+      <w:r>
+        <w:rPr>
+          <w:rFonts w:ascii="Times New Roman" w:hAnsi="Times New Roman" w:cs="Times New Roman"/>
+          <w:sz w:val="24"/>
+          <w:szCs w:val="24"/>
+          <w:lang w:val="ru-RU"/>
+        </w:rPr>
+        <w:t>юпостасисов</w:t>
+      </w:r>
+      <w:proofErr w:type="spellEnd"/>
+      <w:r>
+        <w:rPr>
+          <w:rFonts w:ascii="Times New Roman" w:hAnsi="Times New Roman" w:cs="Times New Roman"/>
+          <w:sz w:val="24"/>
+          <w:szCs w:val="24"/>
+          <w:lang w:val="ru-RU"/>
+        </w:rPr>
+        <w:t xml:space="preserve">, и каждый частный </w:t>
+      </w:r>
+      <w:proofErr w:type="spellStart"/>
+      <w:r>
+        <w:rPr>
+          <w:rFonts w:ascii="Times New Roman" w:hAnsi="Times New Roman" w:cs="Times New Roman"/>
+          <w:i/>
+          <w:iCs/>
+          <w:sz w:val="24"/>
+          <w:szCs w:val="24"/>
+          <w:lang w:val="ru-RU"/>
+        </w:rPr>
+        <w:t>юпостасис</w:t>
+      </w:r>
+      <w:proofErr w:type="spellEnd"/>
+      <w:r>
+        <w:rPr>
+          <w:rFonts w:ascii="Times New Roman" w:hAnsi="Times New Roman" w:cs="Times New Roman"/>
+          <w:sz w:val="24"/>
+          <w:szCs w:val="24"/>
+          <w:lang w:val="ru-RU"/>
+        </w:rPr>
+        <w:t xml:space="preserve"> включает в себя общее; выражаясь в терминах Аристотелевской логики и используя круги Эйлера. такая схема будет иметь фрактальный вид: круг-</w:t>
+      </w:r>
+      <w:proofErr w:type="spellStart"/>
+      <w:r>
+        <w:rPr>
+          <w:rFonts w:ascii="Times New Roman" w:hAnsi="Times New Roman" w:cs="Times New Roman"/>
+          <w:i/>
+          <w:iCs/>
+          <w:sz w:val="24"/>
+          <w:szCs w:val="24"/>
+          <w:lang w:val="ru-RU"/>
+        </w:rPr>
+        <w:t>юпостасис</w:t>
+      </w:r>
+      <w:proofErr w:type="spellEnd"/>
+      <w:r>
+        <w:rPr>
+          <w:rFonts w:ascii="Times New Roman" w:hAnsi="Times New Roman" w:cs="Times New Roman"/>
+          <w:sz w:val="24"/>
+          <w:szCs w:val="24"/>
+          <w:lang w:val="ru-RU"/>
+        </w:rPr>
+        <w:t xml:space="preserve"> внутри круга-</w:t>
+      </w:r>
+      <w:proofErr w:type="spellStart"/>
+      <w:r>
+        <w:rPr>
+          <w:rFonts w:ascii="Times New Roman" w:hAnsi="Times New Roman" w:cs="Times New Roman"/>
+          <w:i/>
+          <w:iCs/>
+          <w:sz w:val="24"/>
+          <w:szCs w:val="24"/>
+          <w:lang w:val="ru-RU"/>
+        </w:rPr>
+        <w:t>усии</w:t>
+      </w:r>
+      <w:proofErr w:type="spellEnd"/>
+      <w:r>
+        <w:rPr>
+          <w:rFonts w:ascii="Times New Roman" w:hAnsi="Times New Roman" w:cs="Times New Roman"/>
+          <w:sz w:val="24"/>
+          <w:szCs w:val="24"/>
+          <w:lang w:val="ru-RU"/>
+        </w:rPr>
+        <w:t xml:space="preserve"> внутри круга </w:t>
+      </w:r>
+      <w:proofErr w:type="spellStart"/>
+      <w:r>
+        <w:rPr>
+          <w:rFonts w:ascii="Times New Roman" w:hAnsi="Times New Roman" w:cs="Times New Roman"/>
+          <w:i/>
+          <w:iCs/>
+          <w:sz w:val="24"/>
+          <w:szCs w:val="24"/>
+          <w:lang w:val="ru-RU"/>
+        </w:rPr>
+        <w:t>юпостасиса</w:t>
+      </w:r>
+      <w:proofErr w:type="spellEnd"/>
+      <w:r>
+        <w:rPr>
+          <w:rFonts w:ascii="Times New Roman" w:hAnsi="Times New Roman" w:cs="Times New Roman"/>
+          <w:sz w:val="24"/>
+          <w:szCs w:val="24"/>
+          <w:lang w:val="ru-RU"/>
+        </w:rPr>
+        <w:t xml:space="preserve"> и так до бесконечности. «Бог един в трех лицах» —</w:t>
+      </w:r>
+      <w:r>
+        <w:rPr>
+          <w:rFonts w:ascii="Times New Roman" w:hAnsi="Times New Roman" w:cs="Times New Roman"/>
+          <w:sz w:val="24"/>
+          <w:szCs w:val="24"/>
+          <w:lang w:val="ru-RU"/>
+        </w:rPr>
+        <w:t xml:space="preserve"> </w:t>
+      </w:r>
+      <w:r>
+        <w:rPr>
+          <w:rFonts w:ascii="Times New Roman" w:hAnsi="Times New Roman" w:cs="Times New Roman"/>
+          <w:sz w:val="24"/>
+          <w:szCs w:val="24"/>
+          <w:lang w:val="ru-RU"/>
+        </w:rPr>
+        <w:t xml:space="preserve">фраза, подразумевающая эту парадоксальную логическую схему. Этот парадокс и есть продукт </w:t>
+      </w:r>
+      <w:proofErr w:type="spellStart"/>
+      <w:r>
+        <w:rPr>
+          <w:rFonts w:ascii="Times New Roman" w:hAnsi="Times New Roman" w:cs="Times New Roman"/>
+          <w:i/>
+          <w:iCs/>
+          <w:sz w:val="24"/>
+          <w:szCs w:val="24"/>
+          <w:lang w:val="ru-RU"/>
+        </w:rPr>
+        <w:t>апофазиса</w:t>
+      </w:r>
+      <w:proofErr w:type="spellEnd"/>
+      <w:r>
+        <w:rPr>
+          <w:rFonts w:ascii="Times New Roman" w:hAnsi="Times New Roman" w:cs="Times New Roman"/>
+          <w:sz w:val="24"/>
+          <w:szCs w:val="24"/>
+          <w:lang w:val="ru-RU"/>
+        </w:rPr>
+        <w:t>.</w:t>
+      </w:r>
+    </w:p>
+    <w:p>
+      <w:pPr>
+        <w:rPr>
+          <w:rFonts w:ascii="Times New Roman" w:hAnsi="Times New Roman" w:cs="Times New Roman"/>
+          <w:sz w:val="24"/>
+          <w:szCs w:val="24"/>
+        </w:rPr>
+      </w:pPr>
+      <w:r>
+        <w:rPr>
+          <w:rFonts w:ascii="Times New Roman" w:hAnsi="Times New Roman" w:cs="Times New Roman"/>
+          <w:sz w:val="24"/>
+          <w:szCs w:val="24"/>
           <w:lang w:val="ru-RU"/>
         </w:rPr>
         <w:t xml:space="preserve">Но в момент создания и принятия этой схемы возникает новая катастрофа: </w:t>
       </w:r>
       <w:r>
         <w:rPr>
-          <w:i/>
+          <w:rFonts w:ascii="Times New Roman" w:hAnsi="Times New Roman" w:cs="Times New Roman"/>
+          <w:i/>
+          <w:sz w:val="24"/>
+          <w:szCs w:val="24"/>
         </w:rPr>
         <w:t>filioque</w:t>
       </w:r>
       <w:r>
         <w:rPr>
-          <w:lang w:val="ru-RU"/>
-        </w:rPr>
-        <w:t xml:space="preserve"> (…и от сына тоже) — святой дух должен исходить и он бога-сына тоже. В 1204 году в крестовом походе рыцари-латиняне захватили Константинополь и сделали его часть латинской империи; только тогда пришло осознание того, что это реальная проблема. Вопрос заключается в том, что во фрактальной схеме является первичным: усия или юпостасис? </w:t>
-      </w:r>
-      <w:r>
-        <w:t>Две интерпретации апофатического парадокса:</w:t>
+          <w:rFonts w:ascii="Times New Roman" w:hAnsi="Times New Roman" w:cs="Times New Roman"/>
+          <w:sz w:val="24"/>
+          <w:szCs w:val="24"/>
+          <w:lang w:val="ru-RU"/>
+        </w:rPr>
+        <w:t xml:space="preserve"> (…и от сына тоже) — святой дух должен исходить и о</w:t>
+      </w:r>
+      <w:r>
+        <w:rPr>
+          <w:rFonts w:ascii="Times New Roman" w:hAnsi="Times New Roman" w:cs="Times New Roman"/>
+          <w:sz w:val="24"/>
+          <w:szCs w:val="24"/>
+          <w:lang w:val="ru-RU"/>
+        </w:rPr>
+        <w:t>т</w:t>
+      </w:r>
+      <w:r>
+        <w:rPr>
+          <w:rFonts w:ascii="Times New Roman" w:hAnsi="Times New Roman" w:cs="Times New Roman"/>
+          <w:sz w:val="24"/>
+          <w:szCs w:val="24"/>
+          <w:lang w:val="ru-RU"/>
+        </w:rPr>
+        <w:t xml:space="preserve"> бога-сына тоже. В 1204 году в крестовом походе рыцари-латиняне захватили Константинополь и сделали его часть латинской империи; только тогда пришло осознание того, что это реальная проблема. Вопрос заключается в том, что во фрактальной схеме является первичным: </w:t>
+      </w:r>
+      <w:proofErr w:type="spellStart"/>
+      <w:r>
+        <w:rPr>
+          <w:rFonts w:ascii="Times New Roman" w:hAnsi="Times New Roman" w:cs="Times New Roman"/>
+          <w:i/>
+          <w:iCs/>
+          <w:sz w:val="24"/>
+          <w:szCs w:val="24"/>
+          <w:lang w:val="ru-RU"/>
+        </w:rPr>
+        <w:t>усия</w:t>
+      </w:r>
+      <w:proofErr w:type="spellEnd"/>
+      <w:r>
+        <w:rPr>
+          <w:rFonts w:ascii="Times New Roman" w:hAnsi="Times New Roman" w:cs="Times New Roman"/>
+          <w:sz w:val="24"/>
+          <w:szCs w:val="24"/>
+          <w:lang w:val="ru-RU"/>
+        </w:rPr>
+        <w:t xml:space="preserve"> или </w:t>
+      </w:r>
+      <w:proofErr w:type="spellStart"/>
+      <w:r>
+        <w:rPr>
+          <w:rFonts w:ascii="Times New Roman" w:hAnsi="Times New Roman" w:cs="Times New Roman"/>
+          <w:i/>
+          <w:iCs/>
+          <w:sz w:val="24"/>
+          <w:szCs w:val="24"/>
+          <w:lang w:val="ru-RU"/>
+        </w:rPr>
+        <w:t>юпостасис</w:t>
+      </w:r>
+      <w:proofErr w:type="spellEnd"/>
+      <w:r>
+        <w:rPr>
+          <w:rFonts w:ascii="Times New Roman" w:hAnsi="Times New Roman" w:cs="Times New Roman"/>
+          <w:sz w:val="24"/>
+          <w:szCs w:val="24"/>
+          <w:lang w:val="ru-RU"/>
+        </w:rPr>
+        <w:t xml:space="preserve">? </w:t>
+      </w:r>
+      <w:proofErr w:type="spellStart"/>
+      <w:r>
+        <w:rPr>
+          <w:rFonts w:ascii="Times New Roman" w:hAnsi="Times New Roman" w:cs="Times New Roman"/>
+          <w:sz w:val="24"/>
+          <w:szCs w:val="24"/>
+        </w:rPr>
+        <w:t>Две</w:t>
+      </w:r>
+      <w:proofErr w:type="spellEnd"/>
+      <w:r>
+        <w:rPr>
+          <w:rFonts w:ascii="Times New Roman" w:hAnsi="Times New Roman" w:cs="Times New Roman"/>
+          <w:sz w:val="24"/>
+          <w:szCs w:val="24"/>
+        </w:rPr>
+        <w:t xml:space="preserve"> </w:t>
+      </w:r>
+      <w:proofErr w:type="spellStart"/>
+      <w:r>
+        <w:rPr>
+          <w:rFonts w:ascii="Times New Roman" w:hAnsi="Times New Roman" w:cs="Times New Roman"/>
+          <w:sz w:val="24"/>
+          <w:szCs w:val="24"/>
+        </w:rPr>
+        <w:t>интерпретации</w:t>
+      </w:r>
+      <w:proofErr w:type="spellEnd"/>
+      <w:r>
+        <w:rPr>
+          <w:rFonts w:ascii="Times New Roman" w:hAnsi="Times New Roman" w:cs="Times New Roman"/>
+          <w:sz w:val="24"/>
+          <w:szCs w:val="24"/>
+        </w:rPr>
+        <w:t xml:space="preserve"> </w:t>
+      </w:r>
+      <w:proofErr w:type="spellStart"/>
+      <w:r>
+        <w:rPr>
+          <w:rFonts w:ascii="Times New Roman" w:hAnsi="Times New Roman" w:cs="Times New Roman"/>
+          <w:sz w:val="24"/>
+          <w:szCs w:val="24"/>
+        </w:rPr>
+        <w:t>апофатического</w:t>
+      </w:r>
+      <w:proofErr w:type="spellEnd"/>
+      <w:r>
+        <w:rPr>
+          <w:rFonts w:ascii="Times New Roman" w:hAnsi="Times New Roman" w:cs="Times New Roman"/>
+          <w:sz w:val="24"/>
+          <w:szCs w:val="24"/>
+        </w:rPr>
+        <w:t xml:space="preserve"> </w:t>
+      </w:r>
+      <w:proofErr w:type="spellStart"/>
+      <w:r>
+        <w:rPr>
+          <w:rFonts w:ascii="Times New Roman" w:hAnsi="Times New Roman" w:cs="Times New Roman"/>
+          <w:sz w:val="24"/>
+          <w:szCs w:val="24"/>
+        </w:rPr>
+        <w:t>парадокса</w:t>
+      </w:r>
+      <w:proofErr w:type="spellEnd"/>
+      <w:r>
+        <w:rPr>
+          <w:rFonts w:ascii="Times New Roman" w:hAnsi="Times New Roman" w:cs="Times New Roman"/>
+          <w:sz w:val="24"/>
+          <w:szCs w:val="24"/>
+        </w:rPr>
+        <w:t>:</w:t>
       </w:r>
     </w:p>
     <w:p>
@@ -228,18 +1455,58 @@
           <w:numId w:val="10"/>
         </w:numPr>
         <w:rPr>
+          <w:rFonts w:ascii="Times New Roman" w:hAnsi="Times New Roman" w:cs="Times New Roman"/>
+          <w:sz w:val="24"/>
+          <w:szCs w:val="24"/>
           <w:lang w:val="ru-RU"/>
         </w:rPr>
       </w:pPr>
       <w:r>
         <w:rPr>
-          <w:lang w:val="ru-RU"/>
-        </w:rPr>
-        <w:t xml:space="preserve">византийское богословие (восточное богословие) полагало, что исходным является юпостасис — это </w:t>
-      </w:r>
-      <w:r>
-        <w:rPr>
+          <w:rFonts w:ascii="Times New Roman" w:hAnsi="Times New Roman" w:cs="Times New Roman"/>
+          <w:sz w:val="24"/>
+          <w:szCs w:val="24"/>
+          <w:lang w:val="ru-RU"/>
+        </w:rPr>
+        <w:t>В</w:t>
+      </w:r>
+      <w:r>
+        <w:rPr>
+          <w:rFonts w:ascii="Times New Roman" w:hAnsi="Times New Roman" w:cs="Times New Roman"/>
+          <w:sz w:val="24"/>
+          <w:szCs w:val="24"/>
+          <w:lang w:val="ru-RU"/>
+        </w:rPr>
+        <w:t xml:space="preserve">изантийское богословие (восточное богословие) полагало, что исходным является </w:t>
+      </w:r>
+      <w:proofErr w:type="spellStart"/>
+      <w:r>
+        <w:rPr>
+          <w:rFonts w:ascii="Times New Roman" w:hAnsi="Times New Roman" w:cs="Times New Roman"/>
+          <w:i/>
+          <w:iCs/>
+          <w:sz w:val="24"/>
+          <w:szCs w:val="24"/>
+          <w:lang w:val="ru-RU"/>
+        </w:rPr>
+        <w:t>юпостасис</w:t>
+      </w:r>
+      <w:proofErr w:type="spellEnd"/>
+      <w:r>
+        <w:rPr>
+          <w:rFonts w:ascii="Times New Roman" w:hAnsi="Times New Roman" w:cs="Times New Roman"/>
+          <w:sz w:val="24"/>
+          <w:szCs w:val="24"/>
+          <w:lang w:val="ru-RU"/>
+        </w:rPr>
+        <w:t xml:space="preserve"> — это </w:t>
+      </w:r>
+      <w:r>
+        <w:rPr>
+          <w:rFonts w:ascii="Times New Roman" w:hAnsi="Times New Roman" w:cs="Times New Roman"/>
           <w:b/>
+          <w:sz w:val="24"/>
+          <w:szCs w:val="24"/>
           <w:lang w:val="ru-RU"/>
         </w:rPr>
         <w:t>персонализм</w:t>
@@ -251,41 +1518,154 @@
           <w:ilvl w:val="0"/>
           <w:numId w:val="10"/>
         </w:numPr>
+        <w:rPr>
+          <w:rFonts w:ascii="Times New Roman" w:hAnsi="Times New Roman" w:cs="Times New Roman"/>
+          <w:sz w:val="24"/>
+          <w:szCs w:val="24"/>
+        </w:rPr>
       </w:pPr>
       <w:r>
         <w:rPr>
-          <w:lang w:val="ru-RU"/>
-        </w:rPr>
-        <w:t xml:space="preserve">Католическая или латинская традиция полагает, что главное это усия (сущность) — </w:t>
-      </w:r>
-      <w:r>
-        <w:rPr>
+          <w:rFonts w:ascii="Times New Roman" w:hAnsi="Times New Roman" w:cs="Times New Roman"/>
+          <w:sz w:val="24"/>
+          <w:szCs w:val="24"/>
+          <w:lang w:val="ru-RU"/>
+        </w:rPr>
+        <w:t xml:space="preserve">Католическая или латинская традиция полагает, что главное это </w:t>
+      </w:r>
+      <w:proofErr w:type="spellStart"/>
+      <w:r>
+        <w:rPr>
+          <w:rFonts w:ascii="Times New Roman" w:hAnsi="Times New Roman" w:cs="Times New Roman"/>
+          <w:sz w:val="24"/>
+          <w:szCs w:val="24"/>
+          <w:lang w:val="ru-RU"/>
+        </w:rPr>
+        <w:t>усия</w:t>
+      </w:r>
+      <w:proofErr w:type="spellEnd"/>
+      <w:r>
+        <w:rPr>
+          <w:rFonts w:ascii="Times New Roman" w:hAnsi="Times New Roman" w:cs="Times New Roman"/>
+          <w:sz w:val="24"/>
+          <w:szCs w:val="24"/>
+          <w:lang w:val="ru-RU"/>
+        </w:rPr>
+        <w:t xml:space="preserve"> (сущность) — </w:t>
+      </w:r>
+      <w:r>
+        <w:rPr>
+          <w:rFonts w:ascii="Times New Roman" w:hAnsi="Times New Roman" w:cs="Times New Roman"/>
           <w:b/>
+          <w:sz w:val="24"/>
+          <w:szCs w:val="24"/>
           <w:lang w:val="ru-RU"/>
         </w:rPr>
         <w:t>эссенциализм</w:t>
       </w:r>
       <w:r>
         <w:rPr>
+          <w:rFonts w:ascii="Times New Roman" w:hAnsi="Times New Roman" w:cs="Times New Roman"/>
+          <w:sz w:val="24"/>
+          <w:szCs w:val="24"/>
           <w:lang w:val="ru-RU"/>
         </w:rPr>
         <w:t xml:space="preserve">, или </w:t>
       </w:r>
-      <w:r>
-        <w:rPr>
+      <w:proofErr w:type="spellStart"/>
+      <w:proofErr w:type="gramStart"/>
+      <w:r>
+        <w:rPr>
+          <w:rFonts w:ascii="Times New Roman" w:hAnsi="Times New Roman" w:cs="Times New Roman"/>
           <w:b/>
+          <w:sz w:val="24"/>
+          <w:szCs w:val="24"/>
           <w:lang w:val="ru-RU"/>
         </w:rPr>
         <w:t>субстанционализм</w:t>
       </w:r>
-      <w:r>
-        <w:rPr>
-          <w:lang w:val="ru-RU"/>
-        </w:rPr>
-        <w:t xml:space="preserve"> Иными словами, сущность спора, вытекающая из парадокса, заключалась в том, что важнее — единство Бога (его сущность), или его лицо (его юпостасис)? Сама концепция монотеистической картины мира — бог-личность — выражается в этом парадоксе, потому что бог (как усия) по логике не может быть личностью </w:t>
-      </w:r>
-      <w:r>
-        <w:t>(юпостасисом).</w:t>
+      <w:proofErr w:type="spellEnd"/>
+      <w:proofErr w:type="gramEnd"/>
+      <w:r>
+        <w:rPr>
+          <w:rFonts w:ascii="Times New Roman" w:hAnsi="Times New Roman" w:cs="Times New Roman"/>
+          <w:sz w:val="24"/>
+          <w:szCs w:val="24"/>
+          <w:lang w:val="ru-RU"/>
+        </w:rPr>
+        <w:t xml:space="preserve"> Иными словами, сущность спора, вытекающая из парадокса, заключалась в том, что важнее — единство Бога (его сущность), или его лицо (его </w:t>
+      </w:r>
+      <w:proofErr w:type="spellStart"/>
+      <w:r>
+        <w:rPr>
+          <w:rFonts w:ascii="Times New Roman" w:hAnsi="Times New Roman" w:cs="Times New Roman"/>
+          <w:i/>
+          <w:iCs/>
+          <w:sz w:val="24"/>
+          <w:szCs w:val="24"/>
+          <w:lang w:val="ru-RU"/>
+        </w:rPr>
+        <w:t>юпостасис</w:t>
+      </w:r>
+      <w:proofErr w:type="spellEnd"/>
+      <w:r>
+        <w:rPr>
+          <w:rFonts w:ascii="Times New Roman" w:hAnsi="Times New Roman" w:cs="Times New Roman"/>
+          <w:sz w:val="24"/>
+          <w:szCs w:val="24"/>
+          <w:lang w:val="ru-RU"/>
+        </w:rPr>
+        <w:t xml:space="preserve">)? Сама концепция монотеистической картины мира — бог-личность — выражается в этом парадоксе, потому что бог (как </w:t>
+      </w:r>
+      <w:proofErr w:type="spellStart"/>
+      <w:r>
+        <w:rPr>
+          <w:rFonts w:ascii="Times New Roman" w:hAnsi="Times New Roman" w:cs="Times New Roman"/>
+          <w:i/>
+          <w:iCs/>
+          <w:sz w:val="24"/>
+          <w:szCs w:val="24"/>
+          <w:lang w:val="ru-RU"/>
+        </w:rPr>
+        <w:t>усия</w:t>
+      </w:r>
+      <w:proofErr w:type="spellEnd"/>
+      <w:r>
+        <w:rPr>
+          <w:rFonts w:ascii="Times New Roman" w:hAnsi="Times New Roman" w:cs="Times New Roman"/>
+          <w:sz w:val="24"/>
+          <w:szCs w:val="24"/>
+          <w:lang w:val="ru-RU"/>
+        </w:rPr>
+        <w:t xml:space="preserve">) по логике не может быть личностью </w:t>
+      </w:r>
+      <w:r>
+        <w:rPr>
+          <w:rFonts w:ascii="Times New Roman" w:hAnsi="Times New Roman" w:cs="Times New Roman"/>
+          <w:sz w:val="24"/>
+          <w:szCs w:val="24"/>
+        </w:rPr>
+        <w:t>(</w:t>
+      </w:r>
+      <w:proofErr w:type="spellStart"/>
+      <w:r>
+        <w:rPr>
+          <w:rFonts w:ascii="Times New Roman" w:hAnsi="Times New Roman" w:cs="Times New Roman"/>
+          <w:i/>
+          <w:iCs/>
+          <w:sz w:val="24"/>
+          <w:szCs w:val="24"/>
+        </w:rPr>
+        <w:t>юпостасисом</w:t>
+      </w:r>
+      <w:proofErr w:type="spellEnd"/>
+      <w:r>
+        <w:rPr>
+          <w:rFonts w:ascii="Times New Roman" w:hAnsi="Times New Roman" w:cs="Times New Roman"/>
+          <w:sz w:val="24"/>
+          <w:szCs w:val="24"/>
+        </w:rPr>
+        <w:t>).</w:t>
       </w:r>
     </w:p>
     <w:sectPr>

--- a/public/lesson-28.docx
+++ b/public/lesson-28.docx
@@ -4,135 +4,200 @@
   <w:body>
     <w:p>
       <w:pPr>
-        <w:pStyle w:val="Heading2"/>
-      </w:pPr>
-      <w:proofErr w:type="spellStart"/>
-      <w:r>
-        <w:t>Онтология</w:t>
-      </w:r>
-      <w:proofErr w:type="spellEnd"/>
-      <w:r>
-        <w:t xml:space="preserve"> </w:t>
-      </w:r>
-      <w:proofErr w:type="spellStart"/>
-      <w:r>
-        <w:t>христианства</w:t>
-      </w:r>
-      <w:proofErr w:type="spellEnd"/>
-      <w:r>
-        <w:t xml:space="preserve"> ч2</w:t>
+        <w:rPr>
+          <w:lang w:val="ru-RU"/>
+        </w:rPr>
+      </w:pPr>
+      <w:r>
+        <w:rPr>
+          <w:lang w:val="ru-RU"/>
+        </w:rPr>
+        <w:t>#160. Открытие каппадокийцев, что Имена не «привязаны» строго к Сущности (через механизм референции), а могут представлять собой относительные термины (бинарная оппозиция «рождённый – не-рождённый») в рамках одной Сущности, требует уточнения: для порождения смысла необходима Третья позиция в отношении (схесис) Имён, которая отвечает за формирование контекста речевой ситуации, заданной парой противоположностей;</w:t>
       </w:r>
     </w:p>
     <w:p>
       <w:pPr>
         <w:rPr>
-          <w:rFonts w:ascii="Times New Roman" w:hAnsi="Times New Roman" w:cs="Times New Roman"/>
-          <w:sz w:val="24"/>
-          <w:szCs w:val="24"/>
-          <w:lang w:val="ru-RU"/>
-        </w:rPr>
-      </w:pPr>
-      <w:proofErr w:type="spellStart"/>
-      <w:r>
-        <w:rPr>
-          <w:rFonts w:ascii="Times New Roman" w:hAnsi="Times New Roman" w:cs="Times New Roman"/>
-          <w:i/>
-          <w:iCs/>
-          <w:sz w:val="24"/>
-          <w:szCs w:val="24"/>
-          <w:lang w:val="ru-RU"/>
-        </w:rPr>
-        <w:t>Апофазис</w:t>
-      </w:r>
-      <w:proofErr w:type="spellEnd"/>
-      <w:r>
-        <w:rPr>
-          <w:rFonts w:ascii="Times New Roman" w:hAnsi="Times New Roman" w:cs="Times New Roman"/>
-          <w:sz w:val="24"/>
-          <w:szCs w:val="24"/>
-          <w:lang w:val="ru-RU"/>
-        </w:rPr>
-        <w:t xml:space="preserve"> можно объяснить также не через отрицание (познание не бога, а то, чем он не является), а через замещение — создание некоего упрощенного эквивалента для понимания непознаваемого бога. Для понимания стоит пояснить, что такой метод замещения используется повсеместно до сих пор; когда-то мат.</w:t>
-      </w:r>
-      <w:r>
-        <w:rPr>
-          <w:rFonts w:ascii="Times New Roman" w:hAnsi="Times New Roman" w:cs="Times New Roman"/>
-          <w:sz w:val="24"/>
-          <w:szCs w:val="24"/>
-          <w:lang w:val="ru-RU"/>
-        </w:rPr>
-        <w:t xml:space="preserve"> </w:t>
-      </w:r>
-      <w:r>
-        <w:rPr>
-          <w:rFonts w:ascii="Times New Roman" w:hAnsi="Times New Roman" w:cs="Times New Roman"/>
-          <w:sz w:val="24"/>
-          <w:szCs w:val="24"/>
-          <w:lang w:val="ru-RU"/>
-        </w:rPr>
-        <w:t>анализ был создан для решения математических проблем; сейчас для решения новейших проблем используется машинное обучение и т</w:t>
-      </w:r>
-      <w:r>
-        <w:rPr>
-          <w:rFonts w:ascii="Times New Roman" w:hAnsi="Times New Roman" w:cs="Times New Roman"/>
-          <w:sz w:val="24"/>
-          <w:szCs w:val="24"/>
-          <w:lang w:val="ru-RU"/>
-        </w:rPr>
-        <w:t>.</w:t>
-      </w:r>
-      <w:r>
-        <w:rPr>
-          <w:rFonts w:ascii="Times New Roman" w:hAnsi="Times New Roman" w:cs="Times New Roman"/>
-          <w:sz w:val="24"/>
-          <w:szCs w:val="24"/>
-          <w:lang w:val="ru-RU"/>
-        </w:rPr>
-        <w:t>д. Речь на этом уроке пойдет не столько об а</w:t>
-      </w:r>
-      <w:r>
-        <w:rPr>
-          <w:rFonts w:ascii="Times New Roman" w:hAnsi="Times New Roman" w:cs="Times New Roman"/>
-          <w:sz w:val="24"/>
-          <w:szCs w:val="24"/>
-          <w:lang w:val="ru-RU"/>
-        </w:rPr>
-        <w:t>п</w:t>
-      </w:r>
-      <w:r>
-        <w:rPr>
-          <w:rFonts w:ascii="Times New Roman" w:hAnsi="Times New Roman" w:cs="Times New Roman"/>
-          <w:sz w:val="24"/>
-          <w:szCs w:val="24"/>
-          <w:lang w:val="ru-RU"/>
-        </w:rPr>
-        <w:t>офатическом богословии, сколько об апофатическом мышлении как таковом — способе мышления, целью которого является выход за пределы мышления.</w:t>
+          <w:lang w:val="ru-RU"/>
+        </w:rPr>
+      </w:pPr>
+      <w:r>
+        <w:rPr>
+          <w:lang w:val="ru-RU"/>
+        </w:rPr>
+        <w:t xml:space="preserve">#161. Гипотеза о триадической структуре схесиса: помимо тропоса Сущности (Усии), существует альтернативный, равноправный тропос (способ существования) – тропос Лиц (Личностей), имеющий реляционную природу и не сводимый к способу существования индивидуальных субстанций («конкретных индивидов»); с этой целью каппадокийцы радикально переосмыслили категорию юпостасис / ипостась: вместо «конкретного индивида» (аристотелевской «первой сущности») юпостасис / ипостась становится самостоятельной онтологической структурой, соответствующей трём грамматическим лицам – «Я», «Ты», «Он/Оно»; эти Лица выражают не субстанции, а позиции / перспективы в отношении (схесис) Имён: они не являются языковыми или психологическими функциями, укоренены в самой реальности как базовые, самостоятельные формы существования; </w:t>
       </w:r>
     </w:p>
     <w:p>
       <w:pPr>
-        <w:pStyle w:val="Heading2"/>
-        <w:rPr>
-          <w:lang w:val="ru-RU"/>
-        </w:rPr>
-      </w:pPr>
-      <w:r>
-        <w:rPr>
-          <w:lang w:val="ru-RU"/>
-        </w:rPr>
-        <w:t>Три грамматических лица</w:t>
+        <w:rPr>
+          <w:lang w:val="ru-RU"/>
+        </w:rPr>
+      </w:pPr>
+      <w:r>
+        <w:rPr>
+          <w:lang w:val="ru-RU"/>
+        </w:rPr>
+        <w:t>#162. Решение проблемы античной интеллектуальной традиции, потерпевшей неудачу (скептицизм) при попытке описать Бытие как Сущность (Усию): христианское богословие выделяет доступную для познания «часть» Бытия (= Усия) и непознаваемую, для которой создаётся особая замещающая конструкция – тропос Лиц (Ипостасей / Юпостасис), и тем самым создаётся возможность целостного осмысления Бытия; совмещение двух несовместимых описаний (Усия + Ипостась / Юпостасис) порождает онтологический парадокс, который становится необходимой формой мышления о непостижимом (апофазис), – подобно «принципу дополнительности» в квантовой механике (волна/частица), целостное описание требует удерживания в мышлении взаимоисключающих перспектив;</w:t>
       </w:r>
     </w:p>
     <w:p>
       <w:pPr>
         <w:rPr>
-          <w:rFonts w:ascii="Times New Roman" w:hAnsi="Times New Roman" w:cs="Times New Roman"/>
-          <w:sz w:val="24"/>
-          <w:szCs w:val="24"/>
-          <w:lang w:val="ru-RU"/>
-        </w:rPr>
-      </w:pPr>
-      <w:proofErr w:type="spellStart"/>
+          <w:lang w:val="ru-RU"/>
+        </w:rPr>
+      </w:pPr>
+      <w:r>
+        <w:rPr>
+          <w:lang w:val="ru-RU"/>
+        </w:rPr>
+        <w:t>#163. Догмат о Троице формулирует парадокс: Бог – одна Сущность (Усия) в трёх Ипостасях, каждая из которых не просто часть целого, а полнота всей Божественной сущности; в отличие от аристотелевской логики, где частное и общее соотносятся иерархически, в христианской триадологии общее (Усия) заключено в каждом частном (Ипостась), а частное – в общем: возникает структура бесконечного самоподобия, где полнота присутствует в каждой из Ипостасей; триединство Божества мыслится как логическая и онтологическая «фрактальность» – уникальный способ преодолеть «вилку» арианства и модализма при описании Бога;</w:t>
+      </w:r>
+    </w:p>
+    <w:p>
+      <w:pPr>
+        <w:rPr>
+          <w:lang w:val="ru-RU"/>
+        </w:rPr>
+      </w:pPr>
+      <w:r>
+        <w:rPr>
+          <w:lang w:val="ru-RU"/>
+        </w:rPr>
+        <w:t>#164. Утверждённая на Константинопольском соборе (381 г.) формула Троицы в силу своей «фрактальной» логической структуры содержит «двойную оптику»: приоритет Сущности (Усии) или эссенциализм (Римская Церковь) и приоритет Личности (Ипостаси) или персонализм (Византийская Церковь); парадокс, созданный для выхода за пределы мышления, оказался открытым двум противоположным интерпретациям, что выразилось в споре о Filioque – исхождение Духа «от Отца» (персонализм) или «от Отца и Сына» (эссенциализм); это породило не только богословский, но и культурно-цивилизационный раскол, когда Восток и Запад, начав с общей формулы, выработали несовместимые онтологии, приведшие к Великой схизме.</w:t>
+      </w:r>
+    </w:p>
+    <w:p>
+      <w:pPr>
+        <w:pStyle w:val="Heading2"/>
+        <w:rPr>
+          <w:lang w:val="ru-RU"/>
+        </w:rPr>
+      </w:pPr>
+      <w:r>
+        <w:rPr>
+          <w:lang w:val="ru-RU"/>
+        </w:rPr>
+        <w:t>Онтология христианства ч2</w:t>
+      </w:r>
+    </w:p>
+    <w:p>
+      <w:pPr>
+        <w:rPr>
+          <w:rFonts w:ascii="Times New Roman" w:hAnsi="Times New Roman" w:cs="Times New Roman"/>
+          <w:sz w:val="24"/>
+          <w:szCs w:val="24"/>
+          <w:lang w:val="ru-RU"/>
+        </w:rPr>
+      </w:pPr>
+      <w:r>
+        <w:rPr>
+          <w:rFonts w:ascii="Times New Roman" w:hAnsi="Times New Roman" w:cs="Times New Roman"/>
+          <w:i/>
+          <w:iCs/>
+          <w:sz w:val="24"/>
+          <w:szCs w:val="24"/>
+          <w:lang w:val="ru-RU"/>
+        </w:rPr>
+        <w:t>Апофазис</w:t>
+      </w:r>
+      <w:r>
+        <w:rPr>
+          <w:rFonts w:ascii="Times New Roman" w:hAnsi="Times New Roman" w:cs="Times New Roman"/>
+          <w:sz w:val="24"/>
+          <w:szCs w:val="24"/>
+          <w:lang w:val="ru-RU"/>
+        </w:rPr>
+        <w:t xml:space="preserve"> можно объяснить также не через отрицание (познание не бога, а то, чем он не является), а через замещение — создание некоего упрощенного эквивалента для понимания непознаваемого бога. Для понимания стоит пояснить, что такой метод замещения используется повсеместно до сих пор; когда-то мат.</w:t>
+      </w:r>
+      <w:r>
+        <w:rPr>
+          <w:rFonts w:ascii="Times New Roman" w:hAnsi="Times New Roman" w:cs="Times New Roman"/>
+          <w:sz w:val="24"/>
+          <w:szCs w:val="24"/>
+          <w:lang w:val="ru-RU"/>
+        </w:rPr>
+        <w:t xml:space="preserve"> </w:t>
+      </w:r>
+      <w:r>
+        <w:rPr>
+          <w:rFonts w:ascii="Times New Roman" w:hAnsi="Times New Roman" w:cs="Times New Roman"/>
+          <w:sz w:val="24"/>
+          <w:szCs w:val="24"/>
+          <w:lang w:val="ru-RU"/>
+        </w:rPr>
+        <w:t xml:space="preserve">анализ был создан для </w:t>
+      </w:r>
+      <w:r>
+        <w:rPr>
+          <w:rFonts w:ascii="Times New Roman" w:hAnsi="Times New Roman" w:cs="Times New Roman"/>
+          <w:sz w:val="24"/>
+          <w:szCs w:val="24"/>
+          <w:lang w:val="ru-RU"/>
+        </w:rPr>
+        <w:lastRenderedPageBreak/>
+        <w:t>решения математических проблем; сейчас для решения новейших проблем используется машинное обучение и т</w:t>
+      </w:r>
+      <w:r>
+        <w:rPr>
+          <w:rFonts w:ascii="Times New Roman" w:hAnsi="Times New Roman" w:cs="Times New Roman"/>
+          <w:sz w:val="24"/>
+          <w:szCs w:val="24"/>
+          <w:lang w:val="ru-RU"/>
+        </w:rPr>
+        <w:t>.</w:t>
+      </w:r>
+      <w:r>
+        <w:rPr>
+          <w:rFonts w:ascii="Times New Roman" w:hAnsi="Times New Roman" w:cs="Times New Roman"/>
+          <w:sz w:val="24"/>
+          <w:szCs w:val="24"/>
+          <w:lang w:val="ru-RU"/>
+        </w:rPr>
+        <w:t>д. Речь на этом уроке пойдет не столько об а</w:t>
+      </w:r>
+      <w:r>
+        <w:rPr>
+          <w:rFonts w:ascii="Times New Roman" w:hAnsi="Times New Roman" w:cs="Times New Roman"/>
+          <w:sz w:val="24"/>
+          <w:szCs w:val="24"/>
+          <w:lang w:val="ru-RU"/>
+        </w:rPr>
+        <w:t>п</w:t>
+      </w:r>
+      <w:r>
+        <w:rPr>
+          <w:rFonts w:ascii="Times New Roman" w:hAnsi="Times New Roman" w:cs="Times New Roman"/>
+          <w:sz w:val="24"/>
+          <w:szCs w:val="24"/>
+          <w:lang w:val="ru-RU"/>
+        </w:rPr>
+        <w:t>офатическом богословии, сколько об апофатическом мышлении как таковом — способе мышления, целью которого является выход за пределы мышления.</w:t>
+      </w:r>
+    </w:p>
+    <w:p>
+      <w:pPr>
+        <w:pStyle w:val="Heading2"/>
+        <w:rPr>
+          <w:lang w:val="ru-RU"/>
+        </w:rPr>
+      </w:pPr>
+      <w:r>
+        <w:rPr>
+          <w:lang w:val="ru-RU"/>
+        </w:rPr>
+        <w:t>Три грамматических лица</w:t>
+      </w:r>
+    </w:p>
+    <w:p>
+      <w:pPr>
+        <w:rPr>
+          <w:rFonts w:ascii="Times New Roman" w:hAnsi="Times New Roman" w:cs="Times New Roman"/>
+          <w:sz w:val="24"/>
+          <w:szCs w:val="24"/>
+          <w:lang w:val="ru-RU"/>
+        </w:rPr>
+      </w:pPr>
       <w:r>
         <w:rPr>
           <w:rFonts w:ascii="Times New Roman" w:hAnsi="Times New Roman" w:cs="Times New Roman"/>
@@ -158,19 +223,8 @@
           <w:szCs w:val="24"/>
           <w:lang w:val="ru-RU"/>
         </w:rPr>
-        <w:t>докийцы</w:t>
-      </w:r>
-      <w:proofErr w:type="spellEnd"/>
-      <w:r>
-        <w:rPr>
-          <w:rFonts w:ascii="Times New Roman" w:hAnsi="Times New Roman" w:cs="Times New Roman"/>
-          <w:sz w:val="24"/>
-          <w:szCs w:val="24"/>
-          <w:lang w:val="ru-RU"/>
-        </w:rPr>
-        <w:t xml:space="preserve"> открыли некую позицию (контекст, </w:t>
-      </w:r>
-      <w:proofErr w:type="spellStart"/>
+        <w:t xml:space="preserve">докийцы открыли некую позицию (контекст, </w:t>
+      </w:r>
       <w:r>
         <w:rPr>
           <w:rFonts w:ascii="Times New Roman" w:hAnsi="Times New Roman" w:cs="Times New Roman"/>
@@ -182,7 +236,6 @@
         </w:rPr>
         <w:t>схесис</w:t>
       </w:r>
-      <w:proofErr w:type="spellEnd"/>
       <w:r>
         <w:rPr>
           <w:rFonts w:ascii="Times New Roman" w:hAnsi="Times New Roman" w:cs="Times New Roman"/>
@@ -201,37 +254,15 @@
         </w:rPr>
         <w:t xml:space="preserve"> </w:t>
       </w:r>
-      <w:proofErr w:type="spellStart"/>
-      <w:r>
-        <w:rPr>
-          <w:rFonts w:ascii="Times New Roman" w:hAnsi="Times New Roman" w:cs="Times New Roman"/>
-          <w:sz w:val="24"/>
-          <w:szCs w:val="24"/>
-          <w:lang w:val="ru-RU"/>
-        </w:rPr>
-        <w:t>τρό</w:t>
-      </w:r>
-      <w:proofErr w:type="spellEnd"/>
-      <w:r>
-        <w:rPr>
-          <w:rFonts w:ascii="Times New Roman" w:hAnsi="Times New Roman" w:cs="Times New Roman"/>
-          <w:sz w:val="24"/>
-          <w:szCs w:val="24"/>
-          <w:lang w:val="ru-RU"/>
-        </w:rPr>
-        <w:t>π</w:t>
-      </w:r>
-      <w:proofErr w:type="spellStart"/>
-      <w:r>
-        <w:rPr>
-          <w:rFonts w:ascii="Times New Roman" w:hAnsi="Times New Roman" w:cs="Times New Roman"/>
-          <w:sz w:val="24"/>
-          <w:szCs w:val="24"/>
-          <w:lang w:val="ru-RU"/>
-        </w:rPr>
-        <w:t>ος</w:t>
-      </w:r>
-      <w:proofErr w:type="spellEnd"/>
+      <w:r>
+        <w:rPr>
+          <w:rFonts w:ascii="Times New Roman" w:hAnsi="Times New Roman" w:cs="Times New Roman"/>
+          <w:sz w:val="24"/>
+          <w:szCs w:val="24"/>
+          <w:lang w:val="ru-RU"/>
+        </w:rPr>
+        <w:t>τρόπος</w:t>
+      </w:r>
       <w:r>
         <w:rPr>
           <w:rFonts w:ascii="Times New Roman" w:hAnsi="Times New Roman" w:cs="Times New Roman"/>
@@ -250,7 +281,6 @@
         </w:rPr>
         <w:t>[</w:t>
       </w:r>
-      <w:proofErr w:type="spellStart"/>
       <w:r>
         <w:rPr>
           <w:rFonts w:ascii="Times New Roman" w:hAnsi="Times New Roman" w:cs="Times New Roman"/>
@@ -263,7 +293,6 @@
         </w:rPr>
         <w:t>тропос</w:t>
       </w:r>
-      <w:proofErr w:type="spellEnd"/>
       <w:r>
         <w:rPr>
           <w:rFonts w:ascii="Times New Roman" w:hAnsi="Times New Roman" w:cs="Times New Roman"/>
@@ -303,7 +332,6 @@
         </w:rPr>
         <w:t xml:space="preserve">, или </w:t>
       </w:r>
-      <w:proofErr w:type="spellStart"/>
       <w:r>
         <w:rPr>
           <w:rFonts w:ascii="Times New Roman" w:hAnsi="Times New Roman" w:cs="Times New Roman"/>
@@ -315,7 +343,6 @@
         </w:rPr>
         <w:t>усии</w:t>
       </w:r>
-      <w:proofErr w:type="spellEnd"/>
       <w:r>
         <w:rPr>
           <w:rFonts w:ascii="Times New Roman" w:hAnsi="Times New Roman" w:cs="Times New Roman"/>
@@ -325,7 +352,6 @@
         </w:rPr>
         <w:t xml:space="preserve">. Термин для этого </w:t>
       </w:r>
-      <w:proofErr w:type="spellStart"/>
       <w:r>
         <w:rPr>
           <w:rFonts w:ascii="Times New Roman" w:hAnsi="Times New Roman" w:cs="Times New Roman"/>
@@ -337,7 +363,6 @@
         </w:rPr>
         <w:t>тропоса</w:t>
       </w:r>
-      <w:proofErr w:type="spellEnd"/>
       <w:r>
         <w:rPr>
           <w:rFonts w:ascii="Times New Roman" w:hAnsi="Times New Roman" w:cs="Times New Roman"/>
@@ -356,7 +381,6 @@
         </w:rPr>
         <w:t xml:space="preserve">— </w:t>
       </w:r>
-      <w:proofErr w:type="spellStart"/>
       <w:r>
         <w:rPr>
           <w:rFonts w:ascii="Times New Roman" w:hAnsi="Times New Roman" w:cs="Times New Roman"/>
@@ -368,7 +392,6 @@
         </w:rPr>
         <w:t>юпостасис</w:t>
       </w:r>
-      <w:proofErr w:type="spellEnd"/>
       <w:r>
         <w:rPr>
           <w:rFonts w:ascii="Times New Roman" w:hAnsi="Times New Roman" w:cs="Times New Roman"/>
@@ -388,7 +411,6 @@
         </w:rPr>
         <w:t xml:space="preserve"> теперь означает не просто конкретного индивида, а каждую из трех позиций в бинарной оппозиции. Как же понятие </w:t>
       </w:r>
-      <w:proofErr w:type="spellStart"/>
       <w:r>
         <w:rPr>
           <w:rFonts w:ascii="Times New Roman" w:hAnsi="Times New Roman" w:cs="Times New Roman"/>
@@ -399,7 +421,6 @@
         </w:rPr>
         <w:t>юпостасис</w:t>
       </w:r>
-      <w:proofErr w:type="spellEnd"/>
       <w:r>
         <w:rPr>
           <w:rFonts w:ascii="Times New Roman" w:hAnsi="Times New Roman" w:cs="Times New Roman"/>
@@ -445,29 +466,8 @@
           <w:szCs w:val="24"/>
           <w:lang w:val="ru-RU"/>
         </w:rPr>
-        <w:t>? Почему так получилось, что в их модели полиций именно три? Разгадкой к ответу может быть язык, в котором три грамматических лица (я, ты, они), которые по способу своего существования (</w:t>
-      </w:r>
-      <w:proofErr w:type="gramStart"/>
-      <w:r>
-        <w:rPr>
-          <w:rFonts w:ascii="Times New Roman" w:hAnsi="Times New Roman" w:cs="Times New Roman"/>
-          <w:sz w:val="24"/>
-          <w:szCs w:val="24"/>
-          <w:lang w:val="ru-RU"/>
-        </w:rPr>
-        <w:t>по своему</w:t>
-      </w:r>
-      <w:proofErr w:type="gramEnd"/>
-      <w:r>
-        <w:rPr>
-          <w:rFonts w:ascii="Times New Roman" w:hAnsi="Times New Roman" w:cs="Times New Roman"/>
-          <w:sz w:val="24"/>
-          <w:szCs w:val="24"/>
-          <w:lang w:val="ru-RU"/>
-        </w:rPr>
-        <w:t xml:space="preserve"> </w:t>
-      </w:r>
-      <w:proofErr w:type="spellStart"/>
+        <w:t xml:space="preserve">? Почему так получилось, что в их модели полиций именно три? Разгадкой к ответу может быть язык, в котором три грамматических лица (я, ты, они), которые по способу своего существования (по своему </w:t>
+      </w:r>
       <w:r>
         <w:rPr>
           <w:rFonts w:ascii="Times New Roman" w:hAnsi="Times New Roman" w:cs="Times New Roman"/>
@@ -479,7 +479,6 @@
         </w:rPr>
         <w:t>тропосу</w:t>
       </w:r>
-      <w:proofErr w:type="spellEnd"/>
       <w:r>
         <w:rPr>
           <w:rFonts w:ascii="Times New Roman" w:hAnsi="Times New Roman" w:cs="Times New Roman"/>
@@ -489,7 +488,6 @@
         </w:rPr>
         <w:t xml:space="preserve">) также не сводятся к сущности или </w:t>
       </w:r>
-      <w:proofErr w:type="spellStart"/>
       <w:r>
         <w:rPr>
           <w:rFonts w:ascii="Times New Roman" w:hAnsi="Times New Roman" w:cs="Times New Roman"/>
@@ -501,37 +499,15 @@
         </w:rPr>
         <w:t>усии</w:t>
       </w:r>
-      <w:proofErr w:type="spellEnd"/>
-      <w:r>
-        <w:rPr>
-          <w:rFonts w:ascii="Times New Roman" w:hAnsi="Times New Roman" w:cs="Times New Roman"/>
-          <w:sz w:val="24"/>
-          <w:szCs w:val="24"/>
-          <w:lang w:val="ru-RU"/>
-        </w:rPr>
-        <w:t xml:space="preserve">. Данные три грамматических лица идеально соответствуют схеме </w:t>
-      </w:r>
-      <w:proofErr w:type="spellStart"/>
-      <w:r>
-        <w:rPr>
-          <w:rFonts w:ascii="Times New Roman" w:hAnsi="Times New Roman" w:cs="Times New Roman"/>
-          <w:sz w:val="24"/>
-          <w:szCs w:val="24"/>
-          <w:lang w:val="ru-RU"/>
-        </w:rPr>
-        <w:t>каппадокийцев</w:t>
-      </w:r>
-      <w:proofErr w:type="spellEnd"/>
-      <w:r>
-        <w:rPr>
-          <w:rFonts w:ascii="Times New Roman" w:hAnsi="Times New Roman" w:cs="Times New Roman"/>
-          <w:sz w:val="24"/>
-          <w:szCs w:val="24"/>
-          <w:lang w:val="ru-RU"/>
-        </w:rPr>
-        <w:t xml:space="preserve">. Для примера, каждый человек в зависимости от контекста может быть «я» (повествование от первого лица), «ты» (когда кто-то ко мне обращается) или «он» (когда кто-то говорит с кем-то обо мне), будучи при этом одной </w:t>
-      </w:r>
-      <w:proofErr w:type="spellStart"/>
+      <w:r>
+        <w:rPr>
+          <w:rFonts w:ascii="Times New Roman" w:hAnsi="Times New Roman" w:cs="Times New Roman"/>
+          <w:sz w:val="24"/>
+          <w:szCs w:val="24"/>
+          <w:lang w:val="ru-RU"/>
+        </w:rPr>
+        <w:t xml:space="preserve">. Данные три грамматических лица идеально соответствуют схеме каппадокийцев. Для примера, каждый человек в зависимости от контекста может быть «я» (повествование от первого лица), «ты» (когда кто-то ко мне обращается) или «он» (когда кто-то говорит с кем-то обо мне), будучи при этом одной </w:t>
+      </w:r>
       <w:r>
         <w:rPr>
           <w:rFonts w:ascii="Times New Roman" w:hAnsi="Times New Roman" w:cs="Times New Roman"/>
@@ -543,7 +519,6 @@
         </w:rPr>
         <w:t>усией</w:t>
       </w:r>
-      <w:proofErr w:type="spellEnd"/>
       <w:r>
         <w:rPr>
           <w:rFonts w:ascii="Times New Roman" w:hAnsi="Times New Roman" w:cs="Times New Roman"/>
@@ -563,25 +538,14 @@
           <w:lang w:val="ru-RU"/>
         </w:rPr>
       </w:pPr>
-      <w:proofErr w:type="spellStart"/>
-      <w:r>
-        <w:rPr>
-          <w:rFonts w:ascii="Times New Roman" w:hAnsi="Times New Roman" w:cs="Times New Roman"/>
-          <w:sz w:val="24"/>
-          <w:szCs w:val="24"/>
-          <w:lang w:val="ru-RU"/>
-        </w:rPr>
-        <w:t>Каппадокийцы</w:t>
-      </w:r>
-      <w:proofErr w:type="spellEnd"/>
-      <w:r>
-        <w:rPr>
-          <w:rFonts w:ascii="Times New Roman" w:hAnsi="Times New Roman" w:cs="Times New Roman"/>
-          <w:sz w:val="24"/>
-          <w:szCs w:val="24"/>
-          <w:lang w:val="ru-RU"/>
-        </w:rPr>
-        <w:t xml:space="preserve"> предлагают на основе этого следующую мысль: что, если </w:t>
+      <w:r>
+        <w:rPr>
+          <w:rFonts w:ascii="Times New Roman" w:hAnsi="Times New Roman" w:cs="Times New Roman"/>
+          <w:sz w:val="24"/>
+          <w:szCs w:val="24"/>
+          <w:lang w:val="ru-RU"/>
+        </w:rPr>
+        <w:t xml:space="preserve">Каппадокийцы предлагают на основе этого следующую мысль: что, если </w:t>
       </w:r>
       <w:r>
         <w:rPr>
@@ -611,25 +575,14 @@
           <w:szCs w:val="24"/>
         </w:rPr>
       </w:pPr>
-      <w:proofErr w:type="spellStart"/>
-      <w:r>
-        <w:rPr>
-          <w:rFonts w:ascii="Times New Roman" w:hAnsi="Times New Roman" w:cs="Times New Roman"/>
-          <w:sz w:val="24"/>
-          <w:szCs w:val="24"/>
-        </w:rPr>
-        <w:t>Два</w:t>
-      </w:r>
-      <w:proofErr w:type="spellEnd"/>
-      <w:r>
-        <w:rPr>
-          <w:rFonts w:ascii="Times New Roman" w:hAnsi="Times New Roman" w:cs="Times New Roman"/>
-          <w:sz w:val="24"/>
-          <w:szCs w:val="24"/>
-        </w:rPr>
-        <w:t xml:space="preserve"> </w:t>
-      </w:r>
-      <w:proofErr w:type="spellStart"/>
+      <w:r>
+        <w:rPr>
+          <w:rFonts w:ascii="Times New Roman" w:hAnsi="Times New Roman" w:cs="Times New Roman"/>
+          <w:sz w:val="24"/>
+          <w:szCs w:val="24"/>
+        </w:rPr>
+        <w:t xml:space="preserve">Два </w:t>
+      </w:r>
       <w:r>
         <w:rPr>
           <w:rFonts w:ascii="Times New Roman" w:hAnsi="Times New Roman" w:cs="Times New Roman"/>
@@ -640,7 +593,6 @@
         </w:rPr>
         <w:t>тропоса</w:t>
       </w:r>
-      <w:proofErr w:type="spellEnd"/>
       <w:r>
         <w:rPr>
           <w:rFonts w:ascii="Times New Roman" w:hAnsi="Times New Roman" w:cs="Times New Roman"/>
@@ -708,7 +660,6 @@
           <w:lang w:val="ru-RU"/>
         </w:rPr>
       </w:pPr>
-      <w:proofErr w:type="spellStart"/>
       <w:r>
         <w:rPr>
           <w:rFonts w:ascii="Times New Roman" w:hAnsi="Times New Roman" w:cs="Times New Roman"/>
@@ -720,7 +671,6 @@
         </w:rPr>
         <w:t>Юпостасис</w:t>
       </w:r>
-      <w:proofErr w:type="spellEnd"/>
       <w:r>
         <w:rPr>
           <w:rFonts w:ascii="Times New Roman" w:hAnsi="Times New Roman" w:cs="Times New Roman"/>
@@ -749,7 +699,6 @@
         </w:rPr>
         <w:t xml:space="preserve">Так как это два разных </w:t>
       </w:r>
-      <w:proofErr w:type="spellStart"/>
       <w:r>
         <w:rPr>
           <w:rFonts w:ascii="Times New Roman" w:hAnsi="Times New Roman" w:cs="Times New Roman"/>
@@ -761,7 +710,6 @@
         </w:rPr>
         <w:t>тропоса</w:t>
       </w:r>
-      <w:proofErr w:type="spellEnd"/>
       <w:r>
         <w:rPr>
           <w:rFonts w:ascii="Times New Roman" w:hAnsi="Times New Roman" w:cs="Times New Roman"/>
@@ -771,7 +719,6 @@
         </w:rPr>
         <w:t xml:space="preserve">, то они несовместимы. Если </w:t>
       </w:r>
-      <w:proofErr w:type="spellStart"/>
       <w:r>
         <w:rPr>
           <w:rFonts w:ascii="Times New Roman" w:hAnsi="Times New Roman" w:cs="Times New Roman"/>
@@ -783,7 +730,6 @@
         </w:rPr>
         <w:t>усия</w:t>
       </w:r>
-      <w:proofErr w:type="spellEnd"/>
       <w:r>
         <w:rPr>
           <w:rFonts w:ascii="Times New Roman" w:hAnsi="Times New Roman" w:cs="Times New Roman"/>
@@ -793,7 +739,6 @@
         </w:rPr>
         <w:t xml:space="preserve"> это известное и понятное человеку, то что такое </w:t>
       </w:r>
-      <w:proofErr w:type="spellStart"/>
       <w:r>
         <w:rPr>
           <w:rFonts w:ascii="Times New Roman" w:hAnsi="Times New Roman" w:cs="Times New Roman"/>
@@ -805,7 +750,6 @@
         </w:rPr>
         <w:t>юпостасис</w:t>
       </w:r>
-      <w:proofErr w:type="spellEnd"/>
       <w:r>
         <w:rPr>
           <w:rFonts w:ascii="Times New Roman" w:hAnsi="Times New Roman" w:cs="Times New Roman"/>
@@ -815,7 +759,6 @@
         </w:rPr>
         <w:t xml:space="preserve"> и где это? Какой у него онтологический статус? Возвращаясь к тому, что все это результат апофатического мышления, стоит напомнить, что </w:t>
       </w:r>
-      <w:proofErr w:type="spellStart"/>
       <w:r>
         <w:rPr>
           <w:rFonts w:ascii="Times New Roman" w:hAnsi="Times New Roman" w:cs="Times New Roman"/>
@@ -827,27 +770,15 @@
         </w:rPr>
         <w:t>тропос</w:t>
       </w:r>
-      <w:proofErr w:type="spellEnd"/>
-      <w:r>
-        <w:rPr>
-          <w:rFonts w:ascii="Times New Roman" w:hAnsi="Times New Roman" w:cs="Times New Roman"/>
-          <w:sz w:val="24"/>
-          <w:szCs w:val="24"/>
-          <w:lang w:val="ru-RU"/>
-        </w:rPr>
-        <w:t xml:space="preserve"> является замещающей конструкцией для понимания того, чего познать нельзя. Ещё начиная с античности было предельное понятие «бытие», которое было неизвестно чем, но через которое объясняли все остальные понятия; изначально </w:t>
-      </w:r>
-      <w:r>
-        <w:rPr>
-          <w:rFonts w:ascii="Times New Roman" w:hAnsi="Times New Roman" w:cs="Times New Roman"/>
-          <w:sz w:val="24"/>
-          <w:szCs w:val="24"/>
-          <w:lang w:val="ru-RU"/>
-        </w:rPr>
-        <w:lastRenderedPageBreak/>
-        <w:t xml:space="preserve">человеку была понятна только та часть бытия, которая связана с материальным, то есть с </w:t>
-      </w:r>
-      <w:proofErr w:type="spellStart"/>
+      <w:r>
+        <w:rPr>
+          <w:rFonts w:ascii="Times New Roman" w:hAnsi="Times New Roman" w:cs="Times New Roman"/>
+          <w:sz w:val="24"/>
+          <w:szCs w:val="24"/>
+          <w:lang w:val="ru-RU"/>
+        </w:rPr>
+        <w:t xml:space="preserve"> является замещающей конструкцией для понимания того, чего познать нельзя. Ещё начиная с античности было предельное понятие «бытие», которое было неизвестно чем, но через которое объясняли все остальные понятия; изначально человеку была понятна только та часть бытия, которая связана с материальным, то есть с </w:t>
+      </w:r>
       <w:r>
         <w:rPr>
           <w:rFonts w:ascii="Times New Roman" w:hAnsi="Times New Roman" w:cs="Times New Roman"/>
@@ -859,7 +790,6 @@
         </w:rPr>
         <w:t>усией</w:t>
       </w:r>
-      <w:proofErr w:type="spellEnd"/>
       <w:r>
         <w:rPr>
           <w:rFonts w:ascii="Times New Roman" w:hAnsi="Times New Roman" w:cs="Times New Roman"/>
@@ -869,7 +799,6 @@
         </w:rPr>
         <w:t xml:space="preserve">; все остальное ему было неведомо; </w:t>
       </w:r>
-      <w:proofErr w:type="spellStart"/>
       <w:r>
         <w:rPr>
           <w:rFonts w:ascii="Times New Roman" w:hAnsi="Times New Roman" w:cs="Times New Roman"/>
@@ -881,7 +810,6 @@
         </w:rPr>
         <w:t>юпостасис</w:t>
       </w:r>
-      <w:proofErr w:type="spellEnd"/>
       <w:r>
         <w:rPr>
           <w:rFonts w:ascii="Times New Roman" w:hAnsi="Times New Roman" w:cs="Times New Roman"/>
@@ -891,7 +819,6 @@
         </w:rPr>
         <w:t xml:space="preserve"> — это та замещающая конструкция, с помощью которой можно как-то понять все то непонятное, что существует в мире кроме </w:t>
       </w:r>
-      <w:proofErr w:type="spellStart"/>
       <w:r>
         <w:rPr>
           <w:rFonts w:ascii="Times New Roman" w:hAnsi="Times New Roman" w:cs="Times New Roman"/>
@@ -903,7 +830,6 @@
         </w:rPr>
         <w:t>усии</w:t>
       </w:r>
-      <w:proofErr w:type="spellEnd"/>
       <w:r>
         <w:rPr>
           <w:rFonts w:ascii="Times New Roman" w:hAnsi="Times New Roman" w:cs="Times New Roman"/>
@@ -913,7 +839,6 @@
         </w:rPr>
         <w:t xml:space="preserve">. То есть полностью познать бытие возможно через соотношение имен, коим и является </w:t>
       </w:r>
-      <w:proofErr w:type="spellStart"/>
       <w:r>
         <w:rPr>
           <w:rFonts w:ascii="Times New Roman" w:hAnsi="Times New Roman" w:cs="Times New Roman"/>
@@ -925,7 +850,6 @@
         </w:rPr>
         <w:t>юпостасис</w:t>
       </w:r>
-      <w:proofErr w:type="spellEnd"/>
       <w:r>
         <w:rPr>
           <w:rFonts w:ascii="Times New Roman" w:hAnsi="Times New Roman" w:cs="Times New Roman"/>
@@ -952,6 +876,7 @@
           <w:szCs w:val="24"/>
           <w:lang w:val="ru-RU"/>
         </w:rPr>
+        <w:lastRenderedPageBreak/>
         <w:t xml:space="preserve">Эта странная тактика, когда совмещаются два несовместимых топоса, напоминает современную концепцию корпускулярно-волнового дуализма из квантовой механики — в 1927г </w:t>
       </w:r>
       <w:r>
@@ -1043,7 +968,6 @@
         </w:rPr>
         <w:t xml:space="preserve"> чтобы сформировать из этого идеологию. Итак, три </w:t>
       </w:r>
-      <w:proofErr w:type="spellStart"/>
       <w:r>
         <w:rPr>
           <w:rFonts w:ascii="Times New Roman" w:hAnsi="Times New Roman" w:cs="Times New Roman"/>
@@ -1055,7 +979,6 @@
         </w:rPr>
         <w:t>юпостасиса</w:t>
       </w:r>
-      <w:proofErr w:type="spellEnd"/>
       <w:r>
         <w:rPr>
           <w:rFonts w:ascii="Times New Roman" w:hAnsi="Times New Roman" w:cs="Times New Roman"/>
@@ -1065,7 +988,6 @@
         </w:rPr>
         <w:t xml:space="preserve"> (бог-отец, бог-сын и святой дух) не могли быть тремя частными проявлениями одной общей </w:t>
       </w:r>
-      <w:proofErr w:type="spellStart"/>
       <w:r>
         <w:rPr>
           <w:rFonts w:ascii="Times New Roman" w:hAnsi="Times New Roman" w:cs="Times New Roman"/>
@@ -1077,37 +999,15 @@
         </w:rPr>
         <w:t>усии</w:t>
       </w:r>
-      <w:proofErr w:type="spellEnd"/>
-      <w:r>
-        <w:rPr>
-          <w:rFonts w:ascii="Times New Roman" w:hAnsi="Times New Roman" w:cs="Times New Roman"/>
-          <w:sz w:val="24"/>
-          <w:szCs w:val="24"/>
-          <w:lang w:val="ru-RU"/>
-        </w:rPr>
-        <w:t xml:space="preserve"> (как если бы </w:t>
-      </w:r>
-      <w:proofErr w:type="spellStart"/>
-      <w:r>
-        <w:rPr>
-          <w:rFonts w:ascii="Times New Roman" w:hAnsi="Times New Roman" w:cs="Times New Roman"/>
-          <w:sz w:val="24"/>
-          <w:szCs w:val="24"/>
-          <w:lang w:val="ru-RU"/>
-        </w:rPr>
-        <w:t>усия</w:t>
-      </w:r>
-      <w:proofErr w:type="spellEnd"/>
-      <w:r>
-        <w:rPr>
-          <w:rFonts w:ascii="Times New Roman" w:hAnsi="Times New Roman" w:cs="Times New Roman"/>
-          <w:sz w:val="24"/>
-          <w:szCs w:val="24"/>
-          <w:lang w:val="ru-RU"/>
-        </w:rPr>
-        <w:t xml:space="preserve"> была родом, а </w:t>
-      </w:r>
-      <w:proofErr w:type="spellStart"/>
+      <w:r>
+        <w:rPr>
+          <w:rFonts w:ascii="Times New Roman" w:hAnsi="Times New Roman" w:cs="Times New Roman"/>
+          <w:sz w:val="24"/>
+          <w:szCs w:val="24"/>
+          <w:lang w:val="ru-RU"/>
+        </w:rPr>
+        <w:t xml:space="preserve"> (как если бы усия была родом, а </w:t>
+      </w:r>
       <w:r>
         <w:rPr>
           <w:rFonts w:ascii="Times New Roman" w:hAnsi="Times New Roman" w:cs="Times New Roman"/>
@@ -1119,37 +1019,15 @@
         </w:rPr>
         <w:t>юпостасис</w:t>
       </w:r>
-      <w:proofErr w:type="spellEnd"/>
-      <w:r>
-        <w:rPr>
-          <w:rFonts w:ascii="Times New Roman" w:hAnsi="Times New Roman" w:cs="Times New Roman"/>
-          <w:sz w:val="24"/>
-          <w:szCs w:val="24"/>
-          <w:lang w:val="ru-RU"/>
-        </w:rPr>
-        <w:t xml:space="preserve"> видом), потому что бог неделим и не может являться частным для чего-то более общего. Если мы возьмем род «кошачьи», то там каждая кошка не будет кошкой в общем смысле, но будет кошкой как вид; но каждый из трех богов — это и есть бог вообще, как род; при этом бог и входит в каждый из трех частных </w:t>
-      </w:r>
-      <w:proofErr w:type="spellStart"/>
-      <w:r>
-        <w:rPr>
-          <w:rFonts w:ascii="Times New Roman" w:hAnsi="Times New Roman" w:cs="Times New Roman"/>
-          <w:sz w:val="24"/>
-          <w:szCs w:val="24"/>
-          <w:lang w:val="ru-RU"/>
-        </w:rPr>
-        <w:t>юпостасисов</w:t>
-      </w:r>
-      <w:proofErr w:type="spellEnd"/>
-      <w:r>
-        <w:rPr>
-          <w:rFonts w:ascii="Times New Roman" w:hAnsi="Times New Roman" w:cs="Times New Roman"/>
-          <w:sz w:val="24"/>
-          <w:szCs w:val="24"/>
-          <w:lang w:val="ru-RU"/>
-        </w:rPr>
-        <w:t xml:space="preserve">, и каждый частный </w:t>
-      </w:r>
-      <w:proofErr w:type="spellStart"/>
+      <w:r>
+        <w:rPr>
+          <w:rFonts w:ascii="Times New Roman" w:hAnsi="Times New Roman" w:cs="Times New Roman"/>
+          <w:sz w:val="24"/>
+          <w:szCs w:val="24"/>
+          <w:lang w:val="ru-RU"/>
+        </w:rPr>
+        <w:t xml:space="preserve"> видом), потому что бог неделим и не может являться частным для чего-то более общего. Если мы возьмем род «кошачьи», то там каждая кошка не будет кошкой в общем смысле, но будет кошкой как вид; но каждый из трех богов — это и есть бог вообще, как род; при этом бог и входит в каждый из трех частных юпостасисов, и каждый частный </w:t>
+      </w:r>
       <w:r>
         <w:rPr>
           <w:rFonts w:ascii="Times New Roman" w:hAnsi="Times New Roman" w:cs="Times New Roman"/>
@@ -1161,7 +1039,6 @@
         </w:rPr>
         <w:t>юпостасис</w:t>
       </w:r>
-      <w:proofErr w:type="spellEnd"/>
       <w:r>
         <w:rPr>
           <w:rFonts w:ascii="Times New Roman" w:hAnsi="Times New Roman" w:cs="Times New Roman"/>
@@ -1171,7 +1048,6 @@
         </w:rPr>
         <w:t xml:space="preserve"> включает в себя общее; выражаясь в терминах Аристотелевской логики и используя круги Эйлера. такая схема будет иметь фрактальный вид: круг-</w:t>
       </w:r>
-      <w:proofErr w:type="spellStart"/>
       <w:r>
         <w:rPr>
           <w:rFonts w:ascii="Times New Roman" w:hAnsi="Times New Roman" w:cs="Times New Roman"/>
@@ -1183,7 +1059,6 @@
         </w:rPr>
         <w:t>юпостасис</w:t>
       </w:r>
-      <w:proofErr w:type="spellEnd"/>
       <w:r>
         <w:rPr>
           <w:rFonts w:ascii="Times New Roman" w:hAnsi="Times New Roman" w:cs="Times New Roman"/>
@@ -1193,7 +1068,6 @@
         </w:rPr>
         <w:t xml:space="preserve"> внутри круга-</w:t>
       </w:r>
-      <w:proofErr w:type="spellStart"/>
       <w:r>
         <w:rPr>
           <w:rFonts w:ascii="Times New Roman" w:hAnsi="Times New Roman" w:cs="Times New Roman"/>
@@ -1205,7 +1079,6 @@
         </w:rPr>
         <w:t>усии</w:t>
       </w:r>
-      <w:proofErr w:type="spellEnd"/>
       <w:r>
         <w:rPr>
           <w:rFonts w:ascii="Times New Roman" w:hAnsi="Times New Roman" w:cs="Times New Roman"/>
@@ -1215,7 +1088,6 @@
         </w:rPr>
         <w:t xml:space="preserve"> внутри круга </w:t>
       </w:r>
-      <w:proofErr w:type="spellStart"/>
       <w:r>
         <w:rPr>
           <w:rFonts w:ascii="Times New Roman" w:hAnsi="Times New Roman" w:cs="Times New Roman"/>
@@ -1227,7 +1099,6 @@
         </w:rPr>
         <w:t>юпостасиса</w:t>
       </w:r>
-      <w:proofErr w:type="spellEnd"/>
       <w:r>
         <w:rPr>
           <w:rFonts w:ascii="Times New Roman" w:hAnsi="Times New Roman" w:cs="Times New Roman"/>
@@ -1255,7 +1126,6 @@
         </w:rPr>
         <w:t xml:space="preserve">фраза, подразумевающая эту парадоксальную логическую схему. Этот парадокс и есть продукт </w:t>
       </w:r>
-      <w:proofErr w:type="spellStart"/>
       <w:r>
         <w:rPr>
           <w:rFonts w:ascii="Times New Roman" w:hAnsi="Times New Roman" w:cs="Times New Roman"/>
@@ -1267,7 +1137,6 @@
         </w:rPr>
         <w:t>апофазиса</w:t>
       </w:r>
-      <w:proofErr w:type="spellEnd"/>
       <w:r>
         <w:rPr>
           <w:rFonts w:ascii="Times New Roman" w:hAnsi="Times New Roman" w:cs="Times New Roman"/>
@@ -1331,7 +1200,6 @@
         </w:rPr>
         <w:t xml:space="preserve"> бога-сына тоже. В 1204 году в крестовом походе рыцари-латиняне захватили Константинополь и сделали его часть латинской империи; только тогда пришло осознание того, что это реальная проблема. Вопрос заключается в том, что во фрактальной схеме является первичным: </w:t>
       </w:r>
-      <w:proofErr w:type="spellStart"/>
       <w:r>
         <w:rPr>
           <w:rFonts w:ascii="Times New Roman" w:hAnsi="Times New Roman" w:cs="Times New Roman"/>
@@ -1343,7 +1211,6 @@
         </w:rPr>
         <w:t>усия</w:t>
       </w:r>
-      <w:proofErr w:type="spellEnd"/>
       <w:r>
         <w:rPr>
           <w:rFonts w:ascii="Times New Roman" w:hAnsi="Times New Roman" w:cs="Times New Roman"/>
@@ -1353,7 +1220,6 @@
         </w:rPr>
         <w:t xml:space="preserve"> или </w:t>
       </w:r>
-      <w:proofErr w:type="spellStart"/>
       <w:r>
         <w:rPr>
           <w:rFonts w:ascii="Times New Roman" w:hAnsi="Times New Roman" w:cs="Times New Roman"/>
@@ -1365,7 +1231,6 @@
         </w:rPr>
         <w:t>юпостасис</w:t>
       </w:r>
-      <w:proofErr w:type="spellEnd"/>
       <w:r>
         <w:rPr>
           <w:rFonts w:ascii="Times New Roman" w:hAnsi="Times New Roman" w:cs="Times New Roman"/>
@@ -1375,77 +1240,13 @@
         </w:rPr>
         <w:t xml:space="preserve">? </w:t>
       </w:r>
-      <w:proofErr w:type="spellStart"/>
-      <w:r>
-        <w:rPr>
-          <w:rFonts w:ascii="Times New Roman" w:hAnsi="Times New Roman" w:cs="Times New Roman"/>
-          <w:sz w:val="24"/>
-          <w:szCs w:val="24"/>
-        </w:rPr>
-        <w:t>Две</w:t>
-      </w:r>
-      <w:proofErr w:type="spellEnd"/>
-      <w:r>
-        <w:rPr>
-          <w:rFonts w:ascii="Times New Roman" w:hAnsi="Times New Roman" w:cs="Times New Roman"/>
-          <w:sz w:val="24"/>
-          <w:szCs w:val="24"/>
-        </w:rPr>
-        <w:t xml:space="preserve"> </w:t>
-      </w:r>
-      <w:proofErr w:type="spellStart"/>
-      <w:r>
-        <w:rPr>
-          <w:rFonts w:ascii="Times New Roman" w:hAnsi="Times New Roman" w:cs="Times New Roman"/>
-          <w:sz w:val="24"/>
-          <w:szCs w:val="24"/>
-        </w:rPr>
-        <w:t>интерпретации</w:t>
-      </w:r>
-      <w:proofErr w:type="spellEnd"/>
-      <w:r>
-        <w:rPr>
-          <w:rFonts w:ascii="Times New Roman" w:hAnsi="Times New Roman" w:cs="Times New Roman"/>
-          <w:sz w:val="24"/>
-          <w:szCs w:val="24"/>
-        </w:rPr>
-        <w:t xml:space="preserve"> </w:t>
-      </w:r>
-      <w:proofErr w:type="spellStart"/>
-      <w:r>
-        <w:rPr>
-          <w:rFonts w:ascii="Times New Roman" w:hAnsi="Times New Roman" w:cs="Times New Roman"/>
-          <w:sz w:val="24"/>
-          <w:szCs w:val="24"/>
-        </w:rPr>
-        <w:t>апофатического</w:t>
-      </w:r>
-      <w:proofErr w:type="spellEnd"/>
-      <w:r>
-        <w:rPr>
-          <w:rFonts w:ascii="Times New Roman" w:hAnsi="Times New Roman" w:cs="Times New Roman"/>
-          <w:sz w:val="24"/>
-          <w:szCs w:val="24"/>
-        </w:rPr>
-        <w:t xml:space="preserve"> </w:t>
-      </w:r>
-      <w:proofErr w:type="spellStart"/>
-      <w:r>
-        <w:rPr>
-          <w:rFonts w:ascii="Times New Roman" w:hAnsi="Times New Roman" w:cs="Times New Roman"/>
-          <w:sz w:val="24"/>
-          <w:szCs w:val="24"/>
-        </w:rPr>
-        <w:t>парадокса</w:t>
-      </w:r>
-      <w:proofErr w:type="spellEnd"/>
-      <w:r>
-        <w:rPr>
-          <w:rFonts w:ascii="Times New Roman" w:hAnsi="Times New Roman" w:cs="Times New Roman"/>
-          <w:sz w:val="24"/>
-          <w:szCs w:val="24"/>
-        </w:rPr>
-        <w:t>:</w:t>
+      <w:r>
+        <w:rPr>
+          <w:rFonts w:ascii="Times New Roman" w:hAnsi="Times New Roman" w:cs="Times New Roman"/>
+          <w:sz w:val="24"/>
+          <w:szCs w:val="24"/>
+        </w:rPr>
+        <w:t>Две интерпретации апофатического парадокса:</w:t>
       </w:r>
     </w:p>
     <w:p>
@@ -1479,7 +1280,6 @@
         </w:rPr>
         <w:t xml:space="preserve">изантийское богословие (восточное богословие) полагало, что исходным является </w:t>
       </w:r>
-      <w:proofErr w:type="spellStart"/>
       <w:r>
         <w:rPr>
           <w:rFonts w:ascii="Times New Roman" w:hAnsi="Times New Roman" w:cs="Times New Roman"/>
@@ -1491,7 +1291,6 @@
         </w:rPr>
         <w:t>юпостасис</w:t>
       </w:r>
-      <w:proofErr w:type="spellEnd"/>
       <w:r>
         <w:rPr>
           <w:rFonts w:ascii="Times New Roman" w:hAnsi="Times New Roman" w:cs="Times New Roman"/>
@@ -1531,105 +1330,77 @@
           <w:szCs w:val="24"/>
           <w:lang w:val="ru-RU"/>
         </w:rPr>
-        <w:t xml:space="preserve">Католическая или латинская традиция полагает, что главное это </w:t>
-      </w:r>
-      <w:proofErr w:type="spellStart"/>
-      <w:r>
-        <w:rPr>
-          <w:rFonts w:ascii="Times New Roman" w:hAnsi="Times New Roman" w:cs="Times New Roman"/>
+        <w:t xml:space="preserve">Католическая или латинская традиция полагает, что главное это усия (сущность) — </w:t>
+      </w:r>
+      <w:r>
+        <w:rPr>
+          <w:rFonts w:ascii="Times New Roman" w:hAnsi="Times New Roman" w:cs="Times New Roman"/>
+          <w:b/>
+          <w:sz w:val="24"/>
+          <w:szCs w:val="24"/>
+          <w:lang w:val="ru-RU"/>
+        </w:rPr>
+        <w:t>эссенциализм</w:t>
+      </w:r>
+      <w:r>
+        <w:rPr>
+          <w:rFonts w:ascii="Times New Roman" w:hAnsi="Times New Roman" w:cs="Times New Roman"/>
+          <w:sz w:val="24"/>
+          <w:szCs w:val="24"/>
+          <w:lang w:val="ru-RU"/>
+        </w:rPr>
+        <w:t xml:space="preserve">, или </w:t>
+      </w:r>
+      <w:r>
+        <w:rPr>
+          <w:rFonts w:ascii="Times New Roman" w:hAnsi="Times New Roman" w:cs="Times New Roman"/>
+          <w:b/>
+          <w:sz w:val="24"/>
+          <w:szCs w:val="24"/>
+          <w:lang w:val="ru-RU"/>
+        </w:rPr>
+        <w:t>субстанционализм</w:t>
+      </w:r>
+      <w:r>
+        <w:rPr>
+          <w:rFonts w:ascii="Times New Roman" w:hAnsi="Times New Roman" w:cs="Times New Roman"/>
+          <w:sz w:val="24"/>
+          <w:szCs w:val="24"/>
+          <w:lang w:val="ru-RU"/>
+        </w:rPr>
+        <w:t xml:space="preserve"> Иными словами, сущность спора, вытекающая из парадокса, заключалась в том, что важнее — единство Бога (его сущность), или его лицо (его </w:t>
+      </w:r>
+      <w:r>
+        <w:rPr>
+          <w:rFonts w:ascii="Times New Roman" w:hAnsi="Times New Roman" w:cs="Times New Roman"/>
+          <w:i/>
+          <w:iCs/>
+          <w:sz w:val="24"/>
+          <w:szCs w:val="24"/>
+          <w:lang w:val="ru-RU"/>
+        </w:rPr>
+        <w:t>юпостасис</w:t>
+      </w:r>
+      <w:r>
+        <w:rPr>
+          <w:rFonts w:ascii="Times New Roman" w:hAnsi="Times New Roman" w:cs="Times New Roman"/>
+          <w:sz w:val="24"/>
+          <w:szCs w:val="24"/>
+          <w:lang w:val="ru-RU"/>
+        </w:rPr>
+        <w:t xml:space="preserve">)? Сама концепция монотеистической картины мира — бог-личность — выражается в этом парадоксе, потому что бог (как </w:t>
+      </w:r>
+      <w:r>
+        <w:rPr>
+          <w:rFonts w:ascii="Times New Roman" w:hAnsi="Times New Roman" w:cs="Times New Roman"/>
+          <w:i/>
+          <w:iCs/>
           <w:sz w:val="24"/>
           <w:szCs w:val="24"/>
           <w:lang w:val="ru-RU"/>
         </w:rPr>
         <w:t>усия</w:t>
       </w:r>
-      <w:proofErr w:type="spellEnd"/>
-      <w:r>
-        <w:rPr>
-          <w:rFonts w:ascii="Times New Roman" w:hAnsi="Times New Roman" w:cs="Times New Roman"/>
-          <w:sz w:val="24"/>
-          <w:szCs w:val="24"/>
-          <w:lang w:val="ru-RU"/>
-        </w:rPr>
-        <w:t xml:space="preserve"> (сущность) — </w:t>
-      </w:r>
-      <w:r>
-        <w:rPr>
-          <w:rFonts w:ascii="Times New Roman" w:hAnsi="Times New Roman" w:cs="Times New Roman"/>
-          <w:b/>
-          <w:sz w:val="24"/>
-          <w:szCs w:val="24"/>
-          <w:lang w:val="ru-RU"/>
-        </w:rPr>
-        <w:t>эссенциализм</w:t>
-      </w:r>
-      <w:r>
-        <w:rPr>
-          <w:rFonts w:ascii="Times New Roman" w:hAnsi="Times New Roman" w:cs="Times New Roman"/>
-          <w:sz w:val="24"/>
-          <w:szCs w:val="24"/>
-          <w:lang w:val="ru-RU"/>
-        </w:rPr>
-        <w:t xml:space="preserve">, или </w:t>
-      </w:r>
-      <w:proofErr w:type="spellStart"/>
-      <w:proofErr w:type="gramStart"/>
-      <w:r>
-        <w:rPr>
-          <w:rFonts w:ascii="Times New Roman" w:hAnsi="Times New Roman" w:cs="Times New Roman"/>
-          <w:b/>
-          <w:sz w:val="24"/>
-          <w:szCs w:val="24"/>
-          <w:lang w:val="ru-RU"/>
-        </w:rPr>
-        <w:t>субстанционализм</w:t>
-      </w:r>
-      <w:proofErr w:type="spellEnd"/>
-      <w:proofErr w:type="gramEnd"/>
-      <w:r>
-        <w:rPr>
-          <w:rFonts w:ascii="Times New Roman" w:hAnsi="Times New Roman" w:cs="Times New Roman"/>
-          <w:sz w:val="24"/>
-          <w:szCs w:val="24"/>
-          <w:lang w:val="ru-RU"/>
-        </w:rPr>
-        <w:t xml:space="preserve"> Иными словами, сущность спора, вытекающая из парадокса, заключалась в том, что важнее — единство Бога (его сущность), или его лицо (его </w:t>
-      </w:r>
-      <w:proofErr w:type="spellStart"/>
-      <w:r>
-        <w:rPr>
-          <w:rFonts w:ascii="Times New Roman" w:hAnsi="Times New Roman" w:cs="Times New Roman"/>
-          <w:i/>
-          <w:iCs/>
-          <w:sz w:val="24"/>
-          <w:szCs w:val="24"/>
-          <w:lang w:val="ru-RU"/>
-        </w:rPr>
-        <w:t>юпостасис</w:t>
-      </w:r>
-      <w:proofErr w:type="spellEnd"/>
-      <w:r>
-        <w:rPr>
-          <w:rFonts w:ascii="Times New Roman" w:hAnsi="Times New Roman" w:cs="Times New Roman"/>
-          <w:sz w:val="24"/>
-          <w:szCs w:val="24"/>
-          <w:lang w:val="ru-RU"/>
-        </w:rPr>
-        <w:t xml:space="preserve">)? Сама концепция монотеистической картины мира — бог-личность — выражается в этом парадоксе, потому что бог (как </w:t>
-      </w:r>
-      <w:proofErr w:type="spellStart"/>
-      <w:r>
-        <w:rPr>
-          <w:rFonts w:ascii="Times New Roman" w:hAnsi="Times New Roman" w:cs="Times New Roman"/>
-          <w:i/>
-          <w:iCs/>
-          <w:sz w:val="24"/>
-          <w:szCs w:val="24"/>
-          <w:lang w:val="ru-RU"/>
-        </w:rPr>
-        <w:t>усия</w:t>
-      </w:r>
-      <w:proofErr w:type="spellEnd"/>
       <w:r>
         <w:rPr>
           <w:rFonts w:ascii="Times New Roman" w:hAnsi="Times New Roman" w:cs="Times New Roman"/>
@@ -1647,7 +1418,6 @@
         </w:rPr>
         <w:t>(</w:t>
       </w:r>
-      <w:proofErr w:type="spellStart"/>
       <w:r>
         <w:rPr>
           <w:rFonts w:ascii="Times New Roman" w:hAnsi="Times New Roman" w:cs="Times New Roman"/>
@@ -1658,7 +1428,6 @@
         </w:rPr>
         <w:t>юпостасисом</w:t>
       </w:r>
-      <w:proofErr w:type="spellEnd"/>
       <w:r>
         <w:rPr>
           <w:rFonts w:ascii="Times New Roman" w:hAnsi="Times New Roman" w:cs="Times New Roman"/>
